--- a/OS-Report.docx
+++ b/OS-Report.docx
@@ -528,12 +528,87 @@
         <w:br w:type="page"/>
       </w:r>
     </w:p>
-    <w:p/>
+    <w:p>
+      <w:pPr>
+        <w:pStyle w:val="Heading1"/>
+        <w:rPr>
+          <w:rFonts w:asciiTheme="majorBidi" w:hAnsiTheme="majorBidi"/>
+          <w:b/>
+          <w:bCs/>
+          <w:sz w:val="28"/>
+          <w:szCs w:val="28"/>
+        </w:rPr>
+      </w:pPr>
+      <w:r>
+        <w:rPr>
+          <w:rFonts w:asciiTheme="majorBidi" w:hAnsiTheme="majorBidi"/>
+          <w:b/>
+          <w:bCs/>
+          <w:sz w:val="28"/>
+          <w:szCs w:val="28"/>
+        </w:rPr>
+        <w:lastRenderedPageBreak/>
+        <w:t>Table of Contents</w:t>
+      </w:r>
+    </w:p>
     <w:p>
       <w:r>
         <w:br w:type="page"/>
       </w:r>
     </w:p>
+    <w:p>
+      <w:pPr>
+        <w:pStyle w:val="Heading1"/>
+        <w:rPr>
+          <w:rFonts w:asciiTheme="majorBidi" w:hAnsiTheme="majorBidi"/>
+          <w:b/>
+          <w:bCs/>
+          <w:sz w:val="28"/>
+          <w:szCs w:val="28"/>
+        </w:rPr>
+      </w:pPr>
+      <w:r>
+        <w:rPr>
+          <w:rFonts w:asciiTheme="majorBidi" w:hAnsiTheme="majorBidi"/>
+          <w:b/>
+          <w:bCs/>
+          <w:sz w:val="28"/>
+          <w:szCs w:val="28"/>
+        </w:rPr>
+        <w:lastRenderedPageBreak/>
+        <w:t>Table of Figures</w:t>
+      </w:r>
+    </w:p>
+    <w:p/>
+    <w:p>
+      <w:r>
+        <w:br w:type="page"/>
+      </w:r>
+    </w:p>
+    <w:p>
+      <w:pPr>
+        <w:pStyle w:val="Heading1"/>
+        <w:rPr>
+          <w:rFonts w:asciiTheme="majorBidi" w:hAnsiTheme="majorBidi"/>
+          <w:b/>
+          <w:bCs/>
+          <w:sz w:val="28"/>
+          <w:szCs w:val="28"/>
+        </w:rPr>
+      </w:pPr>
+      <w:r>
+        <w:rPr>
+          <w:rFonts w:asciiTheme="majorBidi" w:hAnsiTheme="majorBidi"/>
+          <w:b/>
+          <w:bCs/>
+          <w:sz w:val="28"/>
+          <w:szCs w:val="28"/>
+        </w:rPr>
+        <w:lastRenderedPageBreak/>
+        <w:t>List of Tables</w:t>
+      </w:r>
+    </w:p>
+    <w:p/>
     <w:p/>
     <w:p>
       <w:r>
@@ -720,8 +795,18 @@
           <w:sz w:val="24"/>
           <w:szCs w:val="24"/>
         </w:rPr>
-        <w:t>The naive approach processes the dataset sequentially using a single thread. The file is read into memory, and word frequencies are calculated by comparing each word with all others. This method is simple and intuitive but computationally expensive, with time complexity proportional to O(</w:t>
-      </w:r>
+        <w:t xml:space="preserve">The naive approach processes the dataset sequentially using a single thread. The file is read into memory, and word frequencies are calculated by comparing each word with all others. This method is simple and intuitive but computationally expensive, with time complexity proportional to </w:t>
+      </w:r>
+      <w:proofErr w:type="gramStart"/>
+      <w:r>
+        <w:rPr>
+          <w:rFonts w:asciiTheme="majorBidi" w:hAnsiTheme="majorBidi" w:cstheme="majorBidi"/>
+          <w:sz w:val="24"/>
+          <w:szCs w:val="24"/>
+        </w:rPr>
+        <w:t>O(</w:t>
+      </w:r>
+      <w:proofErr w:type="gramEnd"/>
       <m:oMath>
         <m:sSup>
           <m:sSupPr>
@@ -825,41 +910,210 @@
           <w:sz w:val="24"/>
           <w:szCs w:val="24"/>
         </w:rPr>
-        <w:t>Multiprocessing divides the task among multiple child processes, each operating independently on a subset of the dataset. Using system calls like fork() or higher-level APIs, the program creates processes that share the computational workload. Inter-process communication mechanisms such as pipes or shared memory aggregate the results. The effectiveness of multiprocessing is governed by Amdahl's Law, which predicts the speedup based on the fraction of the code that can be parallelized and the number of available processors.</w:t>
-      </w:r>
-    </w:p>
-    <w:p>
-      <w:pPr>
-        <w:spacing w:line="360" w:lineRule="auto"/>
-        <w:jc w:val="both"/>
-        <w:rPr>
-          <w:rFonts w:asciiTheme="majorBidi" w:hAnsiTheme="majorBidi" w:cstheme="majorBidi"/>
-          <w:sz w:val="24"/>
-          <w:szCs w:val="24"/>
-        </w:rPr>
-      </w:pPr>
-    </w:p>
-    <w:p>
-      <w:pPr>
-        <w:spacing w:line="360" w:lineRule="auto"/>
-        <w:jc w:val="both"/>
-        <w:rPr>
-          <w:rFonts w:asciiTheme="majorBidi" w:hAnsiTheme="majorBidi" w:cstheme="majorBidi"/>
-          <w:b/>
-          <w:bCs/>
-          <w:sz w:val="24"/>
-          <w:szCs w:val="24"/>
-        </w:rPr>
-      </w:pPr>
-      <w:r>
-        <w:rPr>
-          <w:rFonts w:asciiTheme="majorBidi" w:hAnsiTheme="majorBidi" w:cstheme="majorBidi"/>
-          <w:b/>
-          <w:bCs/>
-          <w:sz w:val="24"/>
-          <w:szCs w:val="24"/>
+        <w:t xml:space="preserve">Multiprocessing divides the task among multiple child processes, each operating independently on a subset of the dataset. Using system calls like </w:t>
+      </w:r>
+      <w:proofErr w:type="gramStart"/>
+      <w:r>
+        <w:rPr>
+          <w:rFonts w:asciiTheme="majorBidi" w:hAnsiTheme="majorBidi" w:cstheme="majorBidi"/>
+          <w:sz w:val="24"/>
+          <w:szCs w:val="24"/>
+        </w:rPr>
+        <w:t>fork(</w:t>
+      </w:r>
+      <w:proofErr w:type="gramEnd"/>
+      <w:r>
+        <w:rPr>
+          <w:rFonts w:asciiTheme="majorBidi" w:hAnsiTheme="majorBidi" w:cstheme="majorBidi"/>
+          <w:sz w:val="24"/>
+          <w:szCs w:val="24"/>
+        </w:rPr>
+        <w:t>) or higher-level APIs, the program creates processes that share the computational workload. Inter-process communication mechanisms such as pipes or shared memory aggregate the results. The effectiveness of multiprocessing is governed by Amdahl's Law, which predicts the speedup based on the fraction of the code that can be parallelized and the number of available processors.</w:t>
+      </w:r>
+    </w:p>
+    <w:p>
+      <w:pPr>
+        <w:spacing w:line="360" w:lineRule="auto"/>
+        <w:jc w:val="both"/>
+        <w:rPr>
+          <w:rFonts w:asciiTheme="majorBidi" w:hAnsiTheme="majorBidi" w:cstheme="majorBidi"/>
+          <w:sz w:val="24"/>
+          <w:szCs w:val="24"/>
+        </w:rPr>
+      </w:pPr>
+    </w:p>
+    <w:p>
+      <w:pPr>
+        <w:spacing w:line="360" w:lineRule="auto"/>
+        <w:jc w:val="both"/>
+        <w:rPr>
+          <w:rFonts w:asciiTheme="majorBidi" w:hAnsiTheme="majorBidi" w:cstheme="majorBidi"/>
+          <w:sz w:val="24"/>
+          <w:szCs w:val="24"/>
+        </w:rPr>
+      </w:pPr>
+      <w:r>
+        <w:rPr>
+          <w:noProof/>
         </w:rPr>
         <w:lastRenderedPageBreak/>
+        <w:drawing>
+          <wp:anchor distT="0" distB="0" distL="114300" distR="114300" simplePos="0" relativeHeight="251676672" behindDoc="0" locked="0" layoutInCell="1" allowOverlap="1" wp14:anchorId="29DCB710" wp14:editId="4AA3CDDD">
+            <wp:simplePos x="0" y="0"/>
+            <wp:positionH relativeFrom="margin">
+              <wp:align>left</wp:align>
+            </wp:positionH>
+            <wp:positionV relativeFrom="paragraph">
+              <wp:posOffset>-292509</wp:posOffset>
+            </wp:positionV>
+            <wp:extent cx="5672455" cy="2526224"/>
+            <wp:effectExtent l="0" t="0" r="0" b="0"/>
+            <wp:wrapNone/>
+            <wp:docPr id="1054548029" name="Picture 1" descr="Multiprocessing in Python"/>
+            <wp:cNvGraphicFramePr>
+              <a:graphicFrameLocks xmlns:a="http://schemas.openxmlformats.org/drawingml/2006/main" noChangeAspect="1"/>
+            </wp:cNvGraphicFramePr>
+            <a:graphic xmlns:a="http://schemas.openxmlformats.org/drawingml/2006/main">
+              <a:graphicData uri="http://schemas.openxmlformats.org/drawingml/2006/picture">
+                <pic:pic xmlns:pic="http://schemas.openxmlformats.org/drawingml/2006/picture">
+                  <pic:nvPicPr>
+                    <pic:cNvPr id="0" name="Picture 6" descr="Multiprocessing in Python"/>
+                    <pic:cNvPicPr>
+                      <a:picLocks noChangeAspect="1" noChangeArrowheads="1"/>
+                    </pic:cNvPicPr>
+                  </pic:nvPicPr>
+                  <pic:blipFill>
+                    <a:blip r:embed="rId8">
+                      <a:extLst>
+                        <a:ext uri="{28A0092B-C50C-407E-A947-70E740481C1C}">
+                          <a14:useLocalDpi xmlns:a14="http://schemas.microsoft.com/office/drawing/2010/main" val="0"/>
+                        </a:ext>
+                      </a:extLst>
+                    </a:blip>
+                    <a:srcRect/>
+                    <a:stretch>
+                      <a:fillRect/>
+                    </a:stretch>
+                  </pic:blipFill>
+                  <pic:spPr bwMode="auto">
+                    <a:xfrm>
+                      <a:off x="0" y="0"/>
+                      <a:ext cx="5673899" cy="2526867"/>
+                    </a:xfrm>
+                    <a:prstGeom prst="rect">
+                      <a:avLst/>
+                    </a:prstGeom>
+                    <a:noFill/>
+                    <a:ln>
+                      <a:noFill/>
+                    </a:ln>
+                  </pic:spPr>
+                </pic:pic>
+              </a:graphicData>
+            </a:graphic>
+            <wp14:sizeRelV relativeFrom="margin">
+              <wp14:pctHeight>0</wp14:pctHeight>
+            </wp14:sizeRelV>
+          </wp:anchor>
+        </w:drawing>
+      </w:r>
+    </w:p>
+    <w:p>
+      <w:pPr>
+        <w:spacing w:line="360" w:lineRule="auto"/>
+        <w:jc w:val="both"/>
+        <w:rPr>
+          <w:rFonts w:asciiTheme="majorBidi" w:hAnsiTheme="majorBidi" w:cstheme="majorBidi"/>
+          <w:sz w:val="24"/>
+          <w:szCs w:val="24"/>
+        </w:rPr>
+      </w:pPr>
+    </w:p>
+    <w:p>
+      <w:pPr>
+        <w:spacing w:line="360" w:lineRule="auto"/>
+        <w:jc w:val="both"/>
+        <w:rPr>
+          <w:rFonts w:asciiTheme="majorBidi" w:hAnsiTheme="majorBidi" w:cstheme="majorBidi"/>
+          <w:b/>
+          <w:bCs/>
+          <w:sz w:val="24"/>
+          <w:szCs w:val="24"/>
+        </w:rPr>
+      </w:pPr>
+    </w:p>
+    <w:p>
+      <w:pPr>
+        <w:spacing w:line="360" w:lineRule="auto"/>
+        <w:jc w:val="both"/>
+        <w:rPr>
+          <w:rFonts w:asciiTheme="majorBidi" w:hAnsiTheme="majorBidi" w:cstheme="majorBidi"/>
+          <w:b/>
+          <w:bCs/>
+          <w:sz w:val="24"/>
+          <w:szCs w:val="24"/>
+        </w:rPr>
+      </w:pPr>
+    </w:p>
+    <w:p>
+      <w:pPr>
+        <w:spacing w:line="360" w:lineRule="auto"/>
+        <w:jc w:val="both"/>
+        <w:rPr>
+          <w:rFonts w:asciiTheme="majorBidi" w:hAnsiTheme="majorBidi" w:cstheme="majorBidi"/>
+          <w:b/>
+          <w:bCs/>
+          <w:sz w:val="24"/>
+          <w:szCs w:val="24"/>
+        </w:rPr>
+      </w:pPr>
+    </w:p>
+    <w:p>
+      <w:pPr>
+        <w:spacing w:line="360" w:lineRule="auto"/>
+        <w:jc w:val="both"/>
+        <w:rPr>
+          <w:rFonts w:asciiTheme="majorBidi" w:hAnsiTheme="majorBidi" w:cstheme="majorBidi"/>
+          <w:b/>
+          <w:bCs/>
+          <w:sz w:val="24"/>
+          <w:szCs w:val="24"/>
+        </w:rPr>
+      </w:pPr>
+    </w:p>
+    <w:p>
+      <w:pPr>
+        <w:spacing w:line="360" w:lineRule="auto"/>
+        <w:jc w:val="both"/>
+        <w:rPr>
+          <w:rFonts w:asciiTheme="majorBidi" w:hAnsiTheme="majorBidi" w:cstheme="majorBidi"/>
+          <w:b/>
+          <w:bCs/>
+          <w:sz w:val="24"/>
+          <w:szCs w:val="24"/>
+        </w:rPr>
+      </w:pPr>
+    </w:p>
+    <w:p>
+      <w:pPr>
+        <w:spacing w:line="360" w:lineRule="auto"/>
+        <w:jc w:val="both"/>
+        <w:rPr>
+          <w:rFonts w:asciiTheme="majorBidi" w:hAnsiTheme="majorBidi" w:cstheme="majorBidi"/>
+          <w:b/>
+          <w:bCs/>
+          <w:sz w:val="24"/>
+          <w:szCs w:val="24"/>
+        </w:rPr>
+      </w:pPr>
+      <w:r>
+        <w:rPr>
+          <w:rFonts w:asciiTheme="majorBidi" w:hAnsiTheme="majorBidi" w:cstheme="majorBidi"/>
+          <w:b/>
+          <w:bCs/>
+          <w:sz w:val="24"/>
+          <w:szCs w:val="24"/>
+        </w:rPr>
         <w:t>4. Multithreading Approach</w:t>
       </w:r>
     </w:p>
@@ -894,12 +1148,183 @@
       </w:pPr>
       <w:r>
         <w:rPr>
+          <w:noProof/>
+        </w:rPr>
+        <w:drawing>
+          <wp:anchor distT="0" distB="0" distL="114300" distR="114300" simplePos="0" relativeHeight="251677696" behindDoc="0" locked="0" layoutInCell="1" allowOverlap="1" wp14:anchorId="0DFB9354" wp14:editId="5D5ED47C">
+            <wp:simplePos x="0" y="0"/>
+            <wp:positionH relativeFrom="margin">
+              <wp:align>right</wp:align>
+            </wp:positionH>
+            <wp:positionV relativeFrom="paragraph">
+              <wp:posOffset>6609</wp:posOffset>
+            </wp:positionV>
+            <wp:extent cx="5943600" cy="3394075"/>
+            <wp:effectExtent l="0" t="0" r="0" b="0"/>
+            <wp:wrapNone/>
+            <wp:docPr id="1447445542" name="Picture 2" descr="Introduction to Multithreading and Multiprocessing in Python - KDnuggets"/>
+            <wp:cNvGraphicFramePr>
+              <a:graphicFrameLocks xmlns:a="http://schemas.openxmlformats.org/drawingml/2006/main" noChangeAspect="1"/>
+            </wp:cNvGraphicFramePr>
+            <a:graphic xmlns:a="http://schemas.openxmlformats.org/drawingml/2006/main">
+              <a:graphicData uri="http://schemas.openxmlformats.org/drawingml/2006/picture">
+                <pic:pic xmlns:pic="http://schemas.openxmlformats.org/drawingml/2006/picture">
+                  <pic:nvPicPr>
+                    <pic:cNvPr id="0" name="Picture 8" descr="Introduction to Multithreading and Multiprocessing in Python - KDnuggets"/>
+                    <pic:cNvPicPr>
+                      <a:picLocks noChangeAspect="1" noChangeArrowheads="1"/>
+                    </pic:cNvPicPr>
+                  </pic:nvPicPr>
+                  <pic:blipFill>
+                    <a:blip r:embed="rId9">
+                      <a:extLst>
+                        <a:ext uri="{28A0092B-C50C-407E-A947-70E740481C1C}">
+                          <a14:useLocalDpi xmlns:a14="http://schemas.microsoft.com/office/drawing/2010/main" val="0"/>
+                        </a:ext>
+                      </a:extLst>
+                    </a:blip>
+                    <a:srcRect/>
+                    <a:stretch>
+                      <a:fillRect/>
+                    </a:stretch>
+                  </pic:blipFill>
+                  <pic:spPr bwMode="auto">
+                    <a:xfrm>
+                      <a:off x="0" y="0"/>
+                      <a:ext cx="5943600" cy="3394075"/>
+                    </a:xfrm>
+                    <a:prstGeom prst="rect">
+                      <a:avLst/>
+                    </a:prstGeom>
+                    <a:noFill/>
+                    <a:ln>
+                      <a:noFill/>
+                    </a:ln>
+                  </pic:spPr>
+                </pic:pic>
+              </a:graphicData>
+            </a:graphic>
+          </wp:anchor>
+        </w:drawing>
+      </w:r>
+    </w:p>
+    <w:p>
+      <w:pPr>
+        <w:spacing w:line="360" w:lineRule="auto"/>
+        <w:jc w:val="both"/>
+        <w:rPr>
+          <w:rFonts w:asciiTheme="majorBidi" w:hAnsiTheme="majorBidi" w:cstheme="majorBidi"/>
+          <w:sz w:val="24"/>
+          <w:szCs w:val="24"/>
+        </w:rPr>
+      </w:pPr>
+    </w:p>
+    <w:p>
+      <w:pPr>
+        <w:spacing w:line="360" w:lineRule="auto"/>
+        <w:jc w:val="both"/>
+        <w:rPr>
+          <w:rFonts w:asciiTheme="majorBidi" w:hAnsiTheme="majorBidi" w:cstheme="majorBidi"/>
+          <w:sz w:val="24"/>
+          <w:szCs w:val="24"/>
+        </w:rPr>
+      </w:pPr>
+    </w:p>
+    <w:p>
+      <w:pPr>
+        <w:spacing w:line="360" w:lineRule="auto"/>
+        <w:jc w:val="both"/>
+        <w:rPr>
+          <w:rFonts w:asciiTheme="majorBidi" w:hAnsiTheme="majorBidi" w:cstheme="majorBidi"/>
+          <w:sz w:val="24"/>
+          <w:szCs w:val="24"/>
+        </w:rPr>
+      </w:pPr>
+    </w:p>
+    <w:p>
+      <w:pPr>
+        <w:spacing w:line="360" w:lineRule="auto"/>
+        <w:jc w:val="both"/>
+        <w:rPr>
+          <w:rFonts w:asciiTheme="majorBidi" w:hAnsiTheme="majorBidi" w:cstheme="majorBidi"/>
+          <w:sz w:val="24"/>
+          <w:szCs w:val="24"/>
+        </w:rPr>
+      </w:pPr>
+    </w:p>
+    <w:p>
+      <w:pPr>
+        <w:spacing w:line="360" w:lineRule="auto"/>
+        <w:jc w:val="both"/>
+        <w:rPr>
+          <w:rFonts w:asciiTheme="majorBidi" w:hAnsiTheme="majorBidi" w:cstheme="majorBidi"/>
+          <w:sz w:val="24"/>
+          <w:szCs w:val="24"/>
+        </w:rPr>
+      </w:pPr>
+    </w:p>
+    <w:p>
+      <w:pPr>
+        <w:spacing w:line="360" w:lineRule="auto"/>
+        <w:jc w:val="both"/>
+        <w:rPr>
+          <w:rFonts w:asciiTheme="majorBidi" w:hAnsiTheme="majorBidi" w:cstheme="majorBidi"/>
+          <w:sz w:val="24"/>
+          <w:szCs w:val="24"/>
+        </w:rPr>
+      </w:pPr>
+    </w:p>
+    <w:p>
+      <w:pPr>
+        <w:spacing w:line="360" w:lineRule="auto"/>
+        <w:jc w:val="both"/>
+        <w:rPr>
+          <w:rFonts w:asciiTheme="majorBidi" w:hAnsiTheme="majorBidi" w:cstheme="majorBidi"/>
+          <w:sz w:val="24"/>
+          <w:szCs w:val="24"/>
+        </w:rPr>
+      </w:pPr>
+    </w:p>
+    <w:p>
+      <w:pPr>
+        <w:spacing w:line="360" w:lineRule="auto"/>
+        <w:jc w:val="both"/>
+        <w:rPr>
+          <w:rFonts w:asciiTheme="majorBidi" w:hAnsiTheme="majorBidi" w:cstheme="majorBidi"/>
+          <w:sz w:val="24"/>
+          <w:szCs w:val="24"/>
+        </w:rPr>
+      </w:pPr>
+    </w:p>
+    <w:p>
+      <w:pPr>
+        <w:spacing w:line="360" w:lineRule="auto"/>
+        <w:jc w:val="both"/>
+        <w:rPr>
+          <w:rFonts w:asciiTheme="majorBidi" w:hAnsiTheme="majorBidi" w:cstheme="majorBidi"/>
+          <w:sz w:val="24"/>
+          <w:szCs w:val="24"/>
+        </w:rPr>
+      </w:pPr>
+    </w:p>
+    <w:p>
+      <w:pPr>
+        <w:spacing w:line="360" w:lineRule="auto"/>
+        <w:jc w:val="both"/>
+        <w:rPr>
+          <w:rFonts w:asciiTheme="majorBidi" w:hAnsiTheme="majorBidi" w:cstheme="majorBidi"/>
+          <w:sz w:val="24"/>
+          <w:szCs w:val="24"/>
+        </w:rPr>
+      </w:pPr>
+      <w:r>
+        <w:rPr>
           <w:rFonts w:asciiTheme="majorBidi" w:hAnsiTheme="majorBidi" w:cstheme="majorBidi"/>
           <w:sz w:val="24"/>
           <w:szCs w:val="24"/>
         </w:rPr>
         <w:pict w14:anchorId="7272EA8C">
-          <v:rect id="_x0000_i1029" style="width:0;height:1.5pt" o:hralign="center" o:hrstd="t" o:hr="t" fillcolor="#a0a0a0" stroked="f"/>
+          <v:rect id="_x0000_i1028" style="width:0;height:1.5pt" o:hralign="center" o:hrstd="t" o:hr="t" fillcolor="#a0a0a0" stroked="f"/>
         </w:pict>
       </w:r>
     </w:p>
@@ -923,6 +1348,7 @@
           <w:sz w:val="24"/>
           <w:szCs w:val="24"/>
         </w:rPr>
+        <w:lastRenderedPageBreak/>
         <w:t>5. Computational Complexity and Trade-offs</w:t>
       </w:r>
     </w:p>
@@ -1061,7 +1487,7 @@
           <w:szCs w:val="24"/>
         </w:rPr>
         <w:pict w14:anchorId="3D9D02C2">
-          <v:rect id="_x0000_i1030" style="width:0;height:1.5pt" o:hralign="center" o:hrstd="t" o:hr="t" fillcolor="#a0a0a0" stroked="f"/>
+          <v:rect id="_x0000_i1029" style="width:0;height:1.5pt" o:hralign="center" o:hrstd="t" o:hr="t" fillcolor="#a0a0a0" stroked="f"/>
         </w:pict>
       </w:r>
     </w:p>
@@ -1224,6 +1650,61 @@
         </w:rPr>
         <w:t>Amdahl’s Law provides a theoretical framework for analyzing performance gains in parallel computing, emphasizing diminishing returns as the number of cores increases.</w:t>
       </w:r>
+    </w:p>
+    <w:p>
+      <w:pPr>
+        <w:spacing w:line="360" w:lineRule="auto"/>
+        <w:jc w:val="both"/>
+        <w:rPr>
+          <w:rFonts w:asciiTheme="majorBidi" w:hAnsiTheme="majorBidi" w:cstheme="majorBidi"/>
+          <w:sz w:val="24"/>
+          <w:szCs w:val="24"/>
+        </w:rPr>
+      </w:pPr>
+    </w:p>
+    <w:p>
+      <w:pPr>
+        <w:spacing w:line="360" w:lineRule="auto"/>
+        <w:jc w:val="both"/>
+        <w:rPr>
+          <w:rFonts w:asciiTheme="majorBidi" w:hAnsiTheme="majorBidi" w:cstheme="majorBidi"/>
+          <w:sz w:val="24"/>
+          <w:szCs w:val="24"/>
+        </w:rPr>
+      </w:pPr>
+    </w:p>
+    <w:p>
+      <w:pPr>
+        <w:spacing w:line="360" w:lineRule="auto"/>
+        <w:jc w:val="both"/>
+        <w:rPr>
+          <w:rFonts w:asciiTheme="majorBidi" w:hAnsiTheme="majorBidi" w:cstheme="majorBidi"/>
+          <w:sz w:val="24"/>
+          <w:szCs w:val="24"/>
+        </w:rPr>
+      </w:pPr>
+    </w:p>
+    <w:p>
+      <w:pPr>
+        <w:spacing w:line="360" w:lineRule="auto"/>
+        <w:jc w:val="both"/>
+        <w:rPr>
+          <w:rFonts w:asciiTheme="majorBidi" w:hAnsiTheme="majorBidi" w:cstheme="majorBidi"/>
+          <w:sz w:val="24"/>
+          <w:szCs w:val="24"/>
+        </w:rPr>
+      </w:pPr>
+    </w:p>
+    <w:p>
+      <w:pPr>
+        <w:spacing w:line="360" w:lineRule="auto"/>
+        <w:jc w:val="both"/>
+        <w:rPr>
+          <w:rFonts w:asciiTheme="majorBidi" w:hAnsiTheme="majorBidi" w:cstheme="majorBidi"/>
+          <w:sz w:val="24"/>
+          <w:szCs w:val="24"/>
+        </w:rPr>
+      </w:pPr>
     </w:p>
     <w:p>
       <w:pPr>
@@ -1289,7 +1770,7 @@
                     <pic:cNvPicPr/>
                   </pic:nvPicPr>
                   <pic:blipFill>
-                    <a:blip r:embed="rId8">
+                    <a:blip r:embed="rId10">
                       <a:extLst>
                         <a:ext uri="{28A0092B-C50C-407E-A947-70E740481C1C}">
                           <a14:useLocalDpi xmlns:a14="http://schemas.microsoft.com/office/drawing/2010/main" val="0"/>
@@ -1351,7 +1832,7 @@
                     <pic:cNvPicPr/>
                   </pic:nvPicPr>
                   <pic:blipFill>
-                    <a:blip r:embed="rId9">
+                    <a:blip r:embed="rId11">
                       <a:extLst>
                         <a:ext uri="{28A0092B-C50C-407E-A947-70E740481C1C}">
                           <a14:useLocalDpi xmlns:a14="http://schemas.microsoft.com/office/drawing/2010/main" val="0"/>
@@ -1473,7 +1954,7 @@
                     <pic:cNvPicPr/>
                   </pic:nvPicPr>
                   <pic:blipFill>
-                    <a:blip r:embed="rId10">
+                    <a:blip r:embed="rId12">
                       <a:extLst>
                         <a:ext uri="{28A0092B-C50C-407E-A947-70E740481C1C}">
                           <a14:useLocalDpi xmlns:a14="http://schemas.microsoft.com/office/drawing/2010/main" val="0"/>
@@ -1557,7 +2038,7 @@
                     <pic:cNvPicPr/>
                   </pic:nvPicPr>
                   <pic:blipFill>
-                    <a:blip r:embed="rId11">
+                    <a:blip r:embed="rId13">
                       <a:extLst>
                         <a:ext uri="{28A0092B-C50C-407E-A947-70E740481C1C}">
                           <a14:useLocalDpi xmlns:a14="http://schemas.microsoft.com/office/drawing/2010/main" val="0"/>
@@ -1768,7 +2249,7 @@
                     <pic:cNvPicPr/>
                   </pic:nvPicPr>
                   <pic:blipFill>
-                    <a:blip r:embed="rId12">
+                    <a:blip r:embed="rId14">
                       <a:extLst>
                         <a:ext uri="{28A0092B-C50C-407E-A947-70E740481C1C}">
                           <a14:useLocalDpi xmlns:a14="http://schemas.microsoft.com/office/drawing/2010/main" val="0"/>
@@ -1795,6 +2276,1511 @@
         </w:drawing>
       </w:r>
     </w:p>
+    <w:p>
+      <w:pPr>
+        <w:spacing w:line="360" w:lineRule="auto"/>
+        <w:jc w:val="both"/>
+        <w:rPr>
+          <w:rFonts w:asciiTheme="majorBidi" w:hAnsiTheme="majorBidi" w:cstheme="majorBidi"/>
+          <w:sz w:val="24"/>
+          <w:szCs w:val="24"/>
+        </w:rPr>
+      </w:pPr>
+    </w:p>
+    <w:p>
+      <w:pPr>
+        <w:spacing w:line="360" w:lineRule="auto"/>
+        <w:jc w:val="both"/>
+        <w:rPr>
+          <w:rFonts w:asciiTheme="majorBidi" w:hAnsiTheme="majorBidi" w:cstheme="majorBidi"/>
+          <w:sz w:val="24"/>
+          <w:szCs w:val="24"/>
+        </w:rPr>
+      </w:pPr>
+      <w:r>
+        <w:rPr>
+          <w:rFonts w:asciiTheme="majorBidi" w:hAnsiTheme="majorBidi" w:cstheme="majorBidi"/>
+          <w:sz w:val="24"/>
+          <w:szCs w:val="24"/>
+        </w:rPr>
+        <w:t>The multiprocessing approach in the code splits the work of counting word frequencies across multiple processes, improving efficiency by utilizing multiple CPU cores.</w:t>
+      </w:r>
+    </w:p>
+    <w:p>
+      <w:pPr>
+        <w:numPr>
+          <w:ilvl w:val="0"/>
+          <w:numId w:val="3"/>
+        </w:numPr>
+        <w:spacing w:line="360" w:lineRule="auto"/>
+        <w:jc w:val="both"/>
+        <w:rPr>
+          <w:rFonts w:asciiTheme="majorBidi" w:hAnsiTheme="majorBidi" w:cstheme="majorBidi"/>
+          <w:sz w:val="24"/>
+          <w:szCs w:val="24"/>
+        </w:rPr>
+      </w:pPr>
+      <w:r>
+        <w:rPr>
+          <w:rFonts w:asciiTheme="majorBidi" w:hAnsiTheme="majorBidi" w:cstheme="majorBidi"/>
+          <w:b/>
+          <w:bCs/>
+          <w:sz w:val="24"/>
+          <w:szCs w:val="24"/>
+        </w:rPr>
+        <w:t>Shared Memory Allocation</w:t>
+      </w:r>
+      <w:r>
+        <w:rPr>
+          <w:rFonts w:asciiTheme="majorBidi" w:hAnsiTheme="majorBidi" w:cstheme="majorBidi"/>
+          <w:sz w:val="24"/>
+          <w:szCs w:val="24"/>
+        </w:rPr>
+        <w:t xml:space="preserve">: The </w:t>
+      </w:r>
+      <w:proofErr w:type="spellStart"/>
+      <w:proofErr w:type="gramStart"/>
+      <w:r>
+        <w:rPr>
+          <w:rFonts w:asciiTheme="majorBidi" w:hAnsiTheme="majorBidi" w:cstheme="majorBidi"/>
+          <w:sz w:val="24"/>
+          <w:szCs w:val="24"/>
+        </w:rPr>
+        <w:t>mmap</w:t>
+      </w:r>
+      <w:proofErr w:type="spellEnd"/>
+      <w:r>
+        <w:rPr>
+          <w:rFonts w:asciiTheme="majorBidi" w:hAnsiTheme="majorBidi" w:cstheme="majorBidi"/>
+          <w:sz w:val="24"/>
+          <w:szCs w:val="24"/>
+        </w:rPr>
+        <w:t>(</w:t>
+      </w:r>
+      <w:proofErr w:type="gramEnd"/>
+      <w:r>
+        <w:rPr>
+          <w:rFonts w:asciiTheme="majorBidi" w:hAnsiTheme="majorBidi" w:cstheme="majorBidi"/>
+          <w:sz w:val="24"/>
+          <w:szCs w:val="24"/>
+        </w:rPr>
+        <w:t>) function is used to create shared memory that can be accessed by multiple child processes. This memory holds the word frequencies calculated by each child process.</w:t>
+      </w:r>
+    </w:p>
+    <w:p>
+      <w:pPr>
+        <w:numPr>
+          <w:ilvl w:val="0"/>
+          <w:numId w:val="3"/>
+        </w:numPr>
+        <w:spacing w:line="360" w:lineRule="auto"/>
+        <w:jc w:val="both"/>
+        <w:rPr>
+          <w:rFonts w:asciiTheme="majorBidi" w:hAnsiTheme="majorBidi" w:cstheme="majorBidi"/>
+          <w:sz w:val="24"/>
+          <w:szCs w:val="24"/>
+        </w:rPr>
+      </w:pPr>
+      <w:r>
+        <w:rPr>
+          <w:rFonts w:asciiTheme="majorBidi" w:hAnsiTheme="majorBidi" w:cstheme="majorBidi"/>
+          <w:b/>
+          <w:bCs/>
+          <w:sz w:val="24"/>
+          <w:szCs w:val="24"/>
+        </w:rPr>
+        <w:t>Forking Child Processes</w:t>
+      </w:r>
+      <w:r>
+        <w:rPr>
+          <w:rFonts w:asciiTheme="majorBidi" w:hAnsiTheme="majorBidi" w:cstheme="majorBidi"/>
+          <w:sz w:val="24"/>
+          <w:szCs w:val="24"/>
+        </w:rPr>
+        <w:t xml:space="preserve">: The </w:t>
+      </w:r>
+      <w:proofErr w:type="gramStart"/>
+      <w:r>
+        <w:rPr>
+          <w:rFonts w:asciiTheme="majorBidi" w:hAnsiTheme="majorBidi" w:cstheme="majorBidi"/>
+          <w:sz w:val="24"/>
+          <w:szCs w:val="24"/>
+        </w:rPr>
+        <w:t>fork(</w:t>
+      </w:r>
+      <w:proofErr w:type="gramEnd"/>
+      <w:r>
+        <w:rPr>
+          <w:rFonts w:asciiTheme="majorBidi" w:hAnsiTheme="majorBidi" w:cstheme="majorBidi"/>
+          <w:sz w:val="24"/>
+          <w:szCs w:val="24"/>
+        </w:rPr>
+        <w:t>) function creates child processes that each handle a chunk of the file content. Each child processes its portion of the file, calculates word frequencies, and stores the results in the shared memory.</w:t>
+      </w:r>
+    </w:p>
+    <w:p>
+      <w:pPr>
+        <w:numPr>
+          <w:ilvl w:val="0"/>
+          <w:numId w:val="3"/>
+        </w:numPr>
+        <w:spacing w:line="360" w:lineRule="auto"/>
+        <w:jc w:val="both"/>
+        <w:rPr>
+          <w:rFonts w:asciiTheme="majorBidi" w:hAnsiTheme="majorBidi" w:cstheme="majorBidi"/>
+          <w:sz w:val="24"/>
+          <w:szCs w:val="24"/>
+        </w:rPr>
+      </w:pPr>
+      <w:r>
+        <w:rPr>
+          <w:rFonts w:asciiTheme="majorBidi" w:hAnsiTheme="majorBidi" w:cstheme="majorBidi"/>
+          <w:b/>
+          <w:bCs/>
+          <w:sz w:val="24"/>
+          <w:szCs w:val="24"/>
+        </w:rPr>
+        <w:lastRenderedPageBreak/>
+        <w:t>Waiting for Processes to Finish</w:t>
+      </w:r>
+      <w:r>
+        <w:rPr>
+          <w:rFonts w:asciiTheme="majorBidi" w:hAnsiTheme="majorBidi" w:cstheme="majorBidi"/>
+          <w:sz w:val="24"/>
+          <w:szCs w:val="24"/>
+        </w:rPr>
+        <w:t xml:space="preserve">: The parent process waits for all child processes to finish using </w:t>
+      </w:r>
+      <w:proofErr w:type="gramStart"/>
+      <w:r>
+        <w:rPr>
+          <w:rFonts w:asciiTheme="majorBidi" w:hAnsiTheme="majorBidi" w:cstheme="majorBidi"/>
+          <w:sz w:val="24"/>
+          <w:szCs w:val="24"/>
+        </w:rPr>
+        <w:t>wait(</w:t>
+      </w:r>
+      <w:proofErr w:type="gramEnd"/>
+      <w:r>
+        <w:rPr>
+          <w:rFonts w:asciiTheme="majorBidi" w:hAnsiTheme="majorBidi" w:cstheme="majorBidi"/>
+          <w:sz w:val="24"/>
+          <w:szCs w:val="24"/>
+        </w:rPr>
+        <w:t>). This ensures that the parent only proceeds to combine results once all child processes are complete.</w:t>
+      </w:r>
+    </w:p>
+    <w:p>
+      <w:pPr>
+        <w:numPr>
+          <w:ilvl w:val="0"/>
+          <w:numId w:val="3"/>
+        </w:numPr>
+        <w:spacing w:line="360" w:lineRule="auto"/>
+        <w:jc w:val="both"/>
+      </w:pPr>
+      <w:r>
+        <w:rPr>
+          <w:rFonts w:asciiTheme="majorBidi" w:hAnsiTheme="majorBidi" w:cstheme="majorBidi"/>
+          <w:b/>
+          <w:bCs/>
+          <w:sz w:val="24"/>
+          <w:szCs w:val="24"/>
+        </w:rPr>
+        <w:t>Combining Results</w:t>
+      </w:r>
+      <w:r>
+        <w:rPr>
+          <w:rFonts w:asciiTheme="majorBidi" w:hAnsiTheme="majorBidi" w:cstheme="majorBidi"/>
+          <w:sz w:val="24"/>
+          <w:szCs w:val="24"/>
+        </w:rPr>
+        <w:t xml:space="preserve">: After all child processes finish, the parent combines their results from shared memory into a single array and sorts the word frequencies using the </w:t>
+      </w:r>
+      <w:proofErr w:type="spellStart"/>
+      <w:proofErr w:type="gramStart"/>
+      <w:r>
+        <w:rPr>
+          <w:rFonts w:asciiTheme="majorBidi" w:hAnsiTheme="majorBidi" w:cstheme="majorBidi"/>
+          <w:sz w:val="24"/>
+          <w:szCs w:val="24"/>
+        </w:rPr>
+        <w:t>mergeSort</w:t>
+      </w:r>
+      <w:proofErr w:type="spellEnd"/>
+      <w:r>
+        <w:rPr>
+          <w:rFonts w:asciiTheme="majorBidi" w:hAnsiTheme="majorBidi" w:cstheme="majorBidi"/>
+          <w:sz w:val="24"/>
+          <w:szCs w:val="24"/>
+        </w:rPr>
+        <w:t>(</w:t>
+      </w:r>
+      <w:proofErr w:type="gramEnd"/>
+      <w:r>
+        <w:rPr>
+          <w:rFonts w:asciiTheme="majorBidi" w:hAnsiTheme="majorBidi" w:cstheme="majorBidi"/>
+          <w:sz w:val="24"/>
+          <w:szCs w:val="24"/>
+        </w:rPr>
+        <w:t>) function. The top 10 frequent words are printed</w:t>
+      </w:r>
+      <w:r>
+        <w:t>.</w:t>
+      </w:r>
+    </w:p>
+    <w:p>
+      <w:pPr>
+        <w:spacing w:line="360" w:lineRule="auto"/>
+        <w:jc w:val="both"/>
+        <w:rPr>
+          <w:rFonts w:asciiTheme="majorBidi" w:hAnsiTheme="majorBidi" w:cstheme="majorBidi"/>
+          <w:sz w:val="24"/>
+          <w:szCs w:val="24"/>
+        </w:rPr>
+      </w:pPr>
+      <w:r>
+        <w:rPr>
+          <w:rFonts w:asciiTheme="majorBidi" w:hAnsiTheme="majorBidi" w:cstheme="majorBidi"/>
+          <w:sz w:val="24"/>
+          <w:szCs w:val="24"/>
+        </w:rPr>
+        <w:drawing>
+          <wp:anchor distT="0" distB="0" distL="114300" distR="114300" simplePos="0" relativeHeight="251668480" behindDoc="0" locked="0" layoutInCell="1" allowOverlap="1" wp14:anchorId="10F8D104" wp14:editId="2A5F2ADD">
+            <wp:simplePos x="0" y="0"/>
+            <wp:positionH relativeFrom="column">
+              <wp:posOffset>-7749</wp:posOffset>
+            </wp:positionH>
+            <wp:positionV relativeFrom="paragraph">
+              <wp:posOffset>245293</wp:posOffset>
+            </wp:positionV>
+            <wp:extent cx="5943600" cy="2983424"/>
+            <wp:effectExtent l="0" t="0" r="0" b="7620"/>
+            <wp:wrapNone/>
+            <wp:docPr id="561906896" name="Picture 1"/>
+            <wp:cNvGraphicFramePr>
+              <a:graphicFrameLocks xmlns:a="http://schemas.openxmlformats.org/drawingml/2006/main" noChangeAspect="1"/>
+            </wp:cNvGraphicFramePr>
+            <a:graphic xmlns:a="http://schemas.openxmlformats.org/drawingml/2006/main">
+              <a:graphicData uri="http://schemas.openxmlformats.org/drawingml/2006/picture">
+                <pic:pic xmlns:pic="http://schemas.openxmlformats.org/drawingml/2006/picture">
+                  <pic:nvPicPr>
+                    <pic:cNvPr id="561906896" name=""/>
+                    <pic:cNvPicPr/>
+                  </pic:nvPicPr>
+                  <pic:blipFill>
+                    <a:blip r:embed="rId15" cstate="print">
+                      <a:extLst>
+                        <a:ext uri="{28A0092B-C50C-407E-A947-70E740481C1C}">
+                          <a14:useLocalDpi xmlns:a14="http://schemas.microsoft.com/office/drawing/2010/main" val="0"/>
+                        </a:ext>
+                      </a:extLst>
+                    </a:blip>
+                    <a:stretch>
+                      <a:fillRect/>
+                    </a:stretch>
+                  </pic:blipFill>
+                  <pic:spPr>
+                    <a:xfrm>
+                      <a:off x="0" y="0"/>
+                      <a:ext cx="5965978" cy="2994657"/>
+                    </a:xfrm>
+                    <a:prstGeom prst="rect">
+                      <a:avLst/>
+                    </a:prstGeom>
+                  </pic:spPr>
+                </pic:pic>
+              </a:graphicData>
+            </a:graphic>
+            <wp14:sizeRelV relativeFrom="margin">
+              <wp14:pctHeight>0</wp14:pctHeight>
+            </wp14:sizeRelV>
+          </wp:anchor>
+        </w:drawing>
+      </w:r>
+      <w:r>
+        <w:rPr>
+          <w:rFonts w:asciiTheme="majorBidi" w:hAnsiTheme="majorBidi" w:cstheme="majorBidi"/>
+          <w:sz w:val="24"/>
+          <w:szCs w:val="24"/>
+        </w:rPr>
+        <w:t>And here are snippets of the code with explanation:</w:t>
+      </w:r>
+    </w:p>
+    <w:p>
+      <w:pPr>
+        <w:spacing w:line="360" w:lineRule="auto"/>
+        <w:jc w:val="both"/>
+      </w:pPr>
+    </w:p>
+    <w:p/>
+    <w:p/>
+    <w:p/>
+    <w:p/>
+    <w:p/>
+    <w:p/>
+    <w:p>
+      <w:pPr>
+        <w:spacing w:line="360" w:lineRule="auto"/>
+        <w:jc w:val="both"/>
+        <w:rPr>
+          <w:rFonts w:asciiTheme="majorBidi" w:hAnsiTheme="majorBidi" w:cstheme="majorBidi"/>
+          <w:sz w:val="24"/>
+          <w:szCs w:val="24"/>
+        </w:rPr>
+      </w:pPr>
+    </w:p>
+    <w:p>
+      <w:pPr>
+        <w:spacing w:line="360" w:lineRule="auto"/>
+        <w:jc w:val="both"/>
+        <w:rPr>
+          <w:rFonts w:asciiTheme="majorBidi" w:hAnsiTheme="majorBidi" w:cstheme="majorBidi"/>
+          <w:sz w:val="24"/>
+          <w:szCs w:val="24"/>
+        </w:rPr>
+      </w:pPr>
+    </w:p>
+    <w:p>
+      <w:pPr>
+        <w:spacing w:line="360" w:lineRule="auto"/>
+        <w:jc w:val="both"/>
+        <w:rPr>
+          <w:rFonts w:asciiTheme="majorBidi" w:hAnsiTheme="majorBidi" w:cstheme="majorBidi"/>
+          <w:sz w:val="24"/>
+          <w:szCs w:val="24"/>
+        </w:rPr>
+      </w:pPr>
+    </w:p>
+    <w:p>
+      <w:pPr>
+        <w:spacing w:line="360" w:lineRule="auto"/>
+        <w:jc w:val="both"/>
+        <w:rPr>
+          <w:rFonts w:asciiTheme="majorBidi" w:hAnsiTheme="majorBidi" w:cstheme="majorBidi"/>
+          <w:sz w:val="24"/>
+          <w:szCs w:val="24"/>
+        </w:rPr>
+      </w:pPr>
+      <w:r>
+        <w:rPr>
+          <w:rFonts w:asciiTheme="majorBidi" w:hAnsiTheme="majorBidi" w:cstheme="majorBidi"/>
+          <w:sz w:val="24"/>
+          <w:szCs w:val="24"/>
+        </w:rPr>
+        <w:t xml:space="preserve">The code defines a </w:t>
+      </w:r>
+      <w:proofErr w:type="spellStart"/>
+      <w:r>
+        <w:rPr>
+          <w:rFonts w:asciiTheme="majorBidi" w:hAnsiTheme="majorBidi" w:cstheme="majorBidi"/>
+          <w:sz w:val="24"/>
+          <w:szCs w:val="24"/>
+        </w:rPr>
+        <w:t>WordArray</w:t>
+      </w:r>
+      <w:proofErr w:type="spellEnd"/>
+      <w:r>
+        <w:rPr>
+          <w:rFonts w:asciiTheme="majorBidi" w:hAnsiTheme="majorBidi" w:cstheme="majorBidi"/>
+          <w:sz w:val="24"/>
+          <w:szCs w:val="24"/>
+        </w:rPr>
+        <w:t xml:space="preserve"> structure that holds a word and its frequency. This structure is used to store words and their respective counts as the file content is processed. The MAX_WORD_LENGTH constant is used to limit the size of each word stored in the array. This structure is fundamental for managing and tracking word frequencies as the program processes the text data.</w:t>
+      </w:r>
+    </w:p>
+    <w:p>
+      <w:pPr>
+        <w:rPr>
+          <w:rFonts w:asciiTheme="majorBidi" w:hAnsiTheme="majorBidi" w:cstheme="majorBidi"/>
+          <w:sz w:val="24"/>
+          <w:szCs w:val="24"/>
+        </w:rPr>
+      </w:pPr>
+    </w:p>
+    <w:p/>
+    <w:p/>
+    <w:p/>
+    <w:p/>
+    <w:p>
+      <w:r>
+        <w:rPr>
+          <w:rFonts w:asciiTheme="majorBidi" w:hAnsiTheme="majorBidi" w:cstheme="majorBidi"/>
+          <w:sz w:val="24"/>
+          <w:szCs w:val="24"/>
+        </w:rPr>
+        <w:lastRenderedPageBreak/>
+        <w:drawing>
+          <wp:anchor distT="0" distB="0" distL="114300" distR="114300" simplePos="0" relativeHeight="251669504" behindDoc="0" locked="0" layoutInCell="1" allowOverlap="1" wp14:anchorId="4B3D2E4C" wp14:editId="457BB8B4">
+            <wp:simplePos x="0" y="0"/>
+            <wp:positionH relativeFrom="margin">
+              <wp:align>right</wp:align>
+            </wp:positionH>
+            <wp:positionV relativeFrom="paragraph">
+              <wp:posOffset>-325777</wp:posOffset>
+            </wp:positionV>
+            <wp:extent cx="5943600" cy="4949190"/>
+            <wp:effectExtent l="0" t="0" r="0" b="3810"/>
+            <wp:wrapNone/>
+            <wp:docPr id="1612498482" name="Picture 1"/>
+            <wp:cNvGraphicFramePr>
+              <a:graphicFrameLocks xmlns:a="http://schemas.openxmlformats.org/drawingml/2006/main" noChangeAspect="1"/>
+            </wp:cNvGraphicFramePr>
+            <a:graphic xmlns:a="http://schemas.openxmlformats.org/drawingml/2006/main">
+              <a:graphicData uri="http://schemas.openxmlformats.org/drawingml/2006/picture">
+                <pic:pic xmlns:pic="http://schemas.openxmlformats.org/drawingml/2006/picture">
+                  <pic:nvPicPr>
+                    <pic:cNvPr id="1612498482" name=""/>
+                    <pic:cNvPicPr/>
+                  </pic:nvPicPr>
+                  <pic:blipFill>
+                    <a:blip r:embed="rId16">
+                      <a:extLst>
+                        <a:ext uri="{28A0092B-C50C-407E-A947-70E740481C1C}">
+                          <a14:useLocalDpi xmlns:a14="http://schemas.microsoft.com/office/drawing/2010/main" val="0"/>
+                        </a:ext>
+                      </a:extLst>
+                    </a:blip>
+                    <a:stretch>
+                      <a:fillRect/>
+                    </a:stretch>
+                  </pic:blipFill>
+                  <pic:spPr>
+                    <a:xfrm>
+                      <a:off x="0" y="0"/>
+                      <a:ext cx="5943600" cy="4949190"/>
+                    </a:xfrm>
+                    <a:prstGeom prst="rect">
+                      <a:avLst/>
+                    </a:prstGeom>
+                  </pic:spPr>
+                </pic:pic>
+              </a:graphicData>
+            </a:graphic>
+            <wp14:sizeRelV relativeFrom="margin">
+              <wp14:pctHeight>0</wp14:pctHeight>
+            </wp14:sizeRelV>
+          </wp:anchor>
+        </w:drawing>
+      </w:r>
+    </w:p>
+    <w:p/>
+    <w:p/>
+    <w:p/>
+    <w:p/>
+    <w:p/>
+    <w:p/>
+    <w:p/>
+    <w:p/>
+    <w:p/>
+    <w:p/>
+    <w:p/>
+    <w:p/>
+    <w:p/>
+    <w:p/>
+    <w:p/>
+    <w:p/>
+    <w:p>
+      <w:pPr>
+        <w:spacing w:line="360" w:lineRule="auto"/>
+        <w:jc w:val="both"/>
+        <w:rPr>
+          <w:rFonts w:asciiTheme="majorBidi" w:hAnsiTheme="majorBidi" w:cstheme="majorBidi"/>
+          <w:sz w:val="24"/>
+          <w:szCs w:val="24"/>
+        </w:rPr>
+      </w:pPr>
+      <w:r>
+        <w:drawing>
+          <wp:anchor distT="0" distB="0" distL="114300" distR="114300" simplePos="0" relativeHeight="251670528" behindDoc="0" locked="0" layoutInCell="1" allowOverlap="1" wp14:anchorId="13CD087A" wp14:editId="6CC952B4">
+            <wp:simplePos x="0" y="0"/>
+            <wp:positionH relativeFrom="column">
+              <wp:posOffset>-77492</wp:posOffset>
+            </wp:positionH>
+            <wp:positionV relativeFrom="paragraph">
+              <wp:posOffset>1041260</wp:posOffset>
+            </wp:positionV>
+            <wp:extent cx="5943006" cy="2076773"/>
+            <wp:effectExtent l="0" t="0" r="635" b="0"/>
+            <wp:wrapNone/>
+            <wp:docPr id="806166137" name="Picture 1"/>
+            <wp:cNvGraphicFramePr>
+              <a:graphicFrameLocks xmlns:a="http://schemas.openxmlformats.org/drawingml/2006/main" noChangeAspect="1"/>
+            </wp:cNvGraphicFramePr>
+            <a:graphic xmlns:a="http://schemas.openxmlformats.org/drawingml/2006/main">
+              <a:graphicData uri="http://schemas.openxmlformats.org/drawingml/2006/picture">
+                <pic:pic xmlns:pic="http://schemas.openxmlformats.org/drawingml/2006/picture">
+                  <pic:nvPicPr>
+                    <pic:cNvPr id="806166137" name=""/>
+                    <pic:cNvPicPr/>
+                  </pic:nvPicPr>
+                  <pic:blipFill>
+                    <a:blip r:embed="rId17">
+                      <a:extLst>
+                        <a:ext uri="{28A0092B-C50C-407E-A947-70E740481C1C}">
+                          <a14:useLocalDpi xmlns:a14="http://schemas.microsoft.com/office/drawing/2010/main" val="0"/>
+                        </a:ext>
+                      </a:extLst>
+                    </a:blip>
+                    <a:stretch>
+                      <a:fillRect/>
+                    </a:stretch>
+                  </pic:blipFill>
+                  <pic:spPr>
+                    <a:xfrm>
+                      <a:off x="0" y="0"/>
+                      <a:ext cx="5957451" cy="2081821"/>
+                    </a:xfrm>
+                    <a:prstGeom prst="rect">
+                      <a:avLst/>
+                    </a:prstGeom>
+                  </pic:spPr>
+                </pic:pic>
+              </a:graphicData>
+            </a:graphic>
+            <wp14:sizeRelV relativeFrom="margin">
+              <wp14:pctHeight>0</wp14:pctHeight>
+            </wp14:sizeRelV>
+          </wp:anchor>
+        </w:drawing>
+      </w:r>
+      <w:r>
+        <w:rPr>
+          <w:rFonts w:asciiTheme="majorBidi" w:hAnsiTheme="majorBidi" w:cstheme="majorBidi"/>
+          <w:sz w:val="24"/>
+          <w:szCs w:val="24"/>
+        </w:rPr>
+        <w:t xml:space="preserve">The </w:t>
+      </w:r>
+      <w:proofErr w:type="gramStart"/>
+      <w:r>
+        <w:rPr>
+          <w:rFonts w:asciiTheme="majorBidi" w:hAnsiTheme="majorBidi" w:cstheme="majorBidi"/>
+          <w:sz w:val="24"/>
+          <w:szCs w:val="24"/>
+        </w:rPr>
+        <w:t>merge(</w:t>
+      </w:r>
+      <w:proofErr w:type="gramEnd"/>
+      <w:r>
+        <w:rPr>
+          <w:rFonts w:asciiTheme="majorBidi" w:hAnsiTheme="majorBidi" w:cstheme="majorBidi"/>
+          <w:sz w:val="24"/>
+          <w:szCs w:val="24"/>
+        </w:rPr>
+        <w:t xml:space="preserve">) function is part of the </w:t>
+      </w:r>
+      <w:r>
+        <w:rPr>
+          <w:rFonts w:asciiTheme="majorBidi" w:hAnsiTheme="majorBidi" w:cstheme="majorBidi"/>
+          <w:b/>
+          <w:bCs/>
+          <w:sz w:val="24"/>
+          <w:szCs w:val="24"/>
+        </w:rPr>
+        <w:t>merge sort</w:t>
+      </w:r>
+      <w:r>
+        <w:rPr>
+          <w:rFonts w:asciiTheme="majorBidi" w:hAnsiTheme="majorBidi" w:cstheme="majorBidi"/>
+          <w:sz w:val="24"/>
+          <w:szCs w:val="24"/>
+        </w:rPr>
+        <w:t xml:space="preserve"> algorithm. It splits the </w:t>
+      </w:r>
+      <w:proofErr w:type="spellStart"/>
+      <w:r>
+        <w:rPr>
+          <w:rFonts w:asciiTheme="majorBidi" w:hAnsiTheme="majorBidi" w:cstheme="majorBidi"/>
+          <w:sz w:val="24"/>
+          <w:szCs w:val="24"/>
+        </w:rPr>
+        <w:t>WordArray</w:t>
+      </w:r>
+      <w:proofErr w:type="spellEnd"/>
+      <w:r>
+        <w:rPr>
+          <w:rFonts w:asciiTheme="majorBidi" w:hAnsiTheme="majorBidi" w:cstheme="majorBidi"/>
+          <w:sz w:val="24"/>
+          <w:szCs w:val="24"/>
+        </w:rPr>
+        <w:t xml:space="preserve"> structures into two halves, sorts them based on word frequency in descending order, and merges them back together. This ensures that the most frequent words are placed first. I wrote this function to efficiently sort word frequencies, helping identify the top 10 most frequent words after processing.</w:t>
+      </w:r>
+    </w:p>
+    <w:p>
+      <w:r>
+        <w:br w:type="page"/>
+      </w:r>
+    </w:p>
+    <w:p>
+      <w:pPr>
+        <w:spacing w:line="360" w:lineRule="auto"/>
+        <w:jc w:val="both"/>
+        <w:rPr>
+          <w:rFonts w:asciiTheme="majorBidi" w:hAnsiTheme="majorBidi" w:cstheme="majorBidi"/>
+          <w:sz w:val="24"/>
+          <w:szCs w:val="24"/>
+        </w:rPr>
+      </w:pPr>
+      <w:r>
+        <w:rPr>
+          <w:rFonts w:asciiTheme="majorBidi" w:hAnsiTheme="majorBidi" w:cstheme="majorBidi"/>
+          <w:sz w:val="24"/>
+          <w:szCs w:val="24"/>
+        </w:rPr>
+        <w:lastRenderedPageBreak/>
+        <w:t xml:space="preserve">The </w:t>
+      </w:r>
+      <w:proofErr w:type="spellStart"/>
+      <w:proofErr w:type="gramStart"/>
+      <w:r>
+        <w:rPr>
+          <w:rFonts w:asciiTheme="majorBidi" w:hAnsiTheme="majorBidi" w:cstheme="majorBidi"/>
+          <w:sz w:val="24"/>
+          <w:szCs w:val="24"/>
+        </w:rPr>
+        <w:t>mergeSort</w:t>
+      </w:r>
+      <w:proofErr w:type="spellEnd"/>
+      <w:r>
+        <w:rPr>
+          <w:rFonts w:asciiTheme="majorBidi" w:hAnsiTheme="majorBidi" w:cstheme="majorBidi"/>
+          <w:sz w:val="24"/>
+          <w:szCs w:val="24"/>
+        </w:rPr>
+        <w:t>(</w:t>
+      </w:r>
+      <w:proofErr w:type="gramEnd"/>
+      <w:r>
+        <w:rPr>
+          <w:rFonts w:asciiTheme="majorBidi" w:hAnsiTheme="majorBidi" w:cstheme="majorBidi"/>
+          <w:sz w:val="24"/>
+          <w:szCs w:val="24"/>
+        </w:rPr>
+        <w:t xml:space="preserve">) function recursively divides the </w:t>
+      </w:r>
+      <w:proofErr w:type="spellStart"/>
+      <w:r>
+        <w:rPr>
+          <w:rFonts w:asciiTheme="majorBidi" w:hAnsiTheme="majorBidi" w:cstheme="majorBidi"/>
+          <w:sz w:val="24"/>
+          <w:szCs w:val="24"/>
+        </w:rPr>
+        <w:t>WordArray</w:t>
+      </w:r>
+      <w:proofErr w:type="spellEnd"/>
+      <w:r>
+        <w:rPr>
+          <w:rFonts w:asciiTheme="majorBidi" w:hAnsiTheme="majorBidi" w:cstheme="majorBidi"/>
+          <w:sz w:val="24"/>
+          <w:szCs w:val="24"/>
+        </w:rPr>
+        <w:t xml:space="preserve"> into halves and sorts them. It then merges them back together using the </w:t>
+      </w:r>
+      <w:proofErr w:type="gramStart"/>
+      <w:r>
+        <w:rPr>
+          <w:rFonts w:asciiTheme="majorBidi" w:hAnsiTheme="majorBidi" w:cstheme="majorBidi"/>
+          <w:sz w:val="24"/>
+          <w:szCs w:val="24"/>
+        </w:rPr>
+        <w:t>merge(</w:t>
+      </w:r>
+      <w:proofErr w:type="gramEnd"/>
+      <w:r>
+        <w:rPr>
+          <w:rFonts w:asciiTheme="majorBidi" w:hAnsiTheme="majorBidi" w:cstheme="majorBidi"/>
+          <w:sz w:val="24"/>
+          <w:szCs w:val="24"/>
+        </w:rPr>
+        <w:t>) function, ensuring that the array is sorted by word frequency.</w:t>
+      </w:r>
+    </w:p>
+    <w:p>
+      <w:pPr>
+        <w:spacing w:line="360" w:lineRule="auto"/>
+        <w:jc w:val="both"/>
+        <w:rPr>
+          <w:rFonts w:asciiTheme="majorBidi" w:hAnsiTheme="majorBidi" w:cstheme="majorBidi"/>
+          <w:sz w:val="24"/>
+          <w:szCs w:val="24"/>
+        </w:rPr>
+      </w:pPr>
+      <w:r>
+        <w:drawing>
+          <wp:anchor distT="0" distB="0" distL="114300" distR="114300" simplePos="0" relativeHeight="251671552" behindDoc="0" locked="0" layoutInCell="1" allowOverlap="1" wp14:anchorId="1DB08A0C" wp14:editId="1170725D">
+            <wp:simplePos x="0" y="0"/>
+            <wp:positionH relativeFrom="margin">
+              <wp:align>right</wp:align>
+            </wp:positionH>
+            <wp:positionV relativeFrom="paragraph">
+              <wp:posOffset>783353</wp:posOffset>
+            </wp:positionV>
+            <wp:extent cx="5942950" cy="4029559"/>
+            <wp:effectExtent l="0" t="0" r="1270" b="9525"/>
+            <wp:wrapNone/>
+            <wp:docPr id="1119925039" name="Picture 1"/>
+            <wp:cNvGraphicFramePr>
+              <a:graphicFrameLocks xmlns:a="http://schemas.openxmlformats.org/drawingml/2006/main" noChangeAspect="1"/>
+            </wp:cNvGraphicFramePr>
+            <a:graphic xmlns:a="http://schemas.openxmlformats.org/drawingml/2006/main">
+              <a:graphicData uri="http://schemas.openxmlformats.org/drawingml/2006/picture">
+                <pic:pic xmlns:pic="http://schemas.openxmlformats.org/drawingml/2006/picture">
+                  <pic:nvPicPr>
+                    <pic:cNvPr id="1119925039" name=""/>
+                    <pic:cNvPicPr/>
+                  </pic:nvPicPr>
+                  <pic:blipFill>
+                    <a:blip r:embed="rId18">
+                      <a:extLst>
+                        <a:ext uri="{28A0092B-C50C-407E-A947-70E740481C1C}">
+                          <a14:useLocalDpi xmlns:a14="http://schemas.microsoft.com/office/drawing/2010/main" val="0"/>
+                        </a:ext>
+                      </a:extLst>
+                    </a:blip>
+                    <a:stretch>
+                      <a:fillRect/>
+                    </a:stretch>
+                  </pic:blipFill>
+                  <pic:spPr>
+                    <a:xfrm>
+                      <a:off x="0" y="0"/>
+                      <a:ext cx="5956089" cy="4038468"/>
+                    </a:xfrm>
+                    <a:prstGeom prst="rect">
+                      <a:avLst/>
+                    </a:prstGeom>
+                  </pic:spPr>
+                </pic:pic>
+              </a:graphicData>
+            </a:graphic>
+            <wp14:sizeRelV relativeFrom="margin">
+              <wp14:pctHeight>0</wp14:pctHeight>
+            </wp14:sizeRelV>
+          </wp:anchor>
+        </w:drawing>
+      </w:r>
+      <w:r>
+        <w:rPr>
+          <w:rFonts w:asciiTheme="majorBidi" w:hAnsiTheme="majorBidi" w:cstheme="majorBidi"/>
+          <w:sz w:val="24"/>
+          <w:szCs w:val="24"/>
+        </w:rPr>
+        <w:t>The printTop10() function prints the top 10 most frequent words from the sorted array by displaying each word along with its frequency, ensuring that only the most frequent words are shown.</w:t>
+      </w:r>
+    </w:p>
+    <w:p/>
+    <w:p/>
+    <w:p/>
+    <w:p/>
+    <w:p/>
+    <w:p/>
+    <w:p/>
+    <w:p/>
+    <w:p/>
+    <w:p/>
+    <w:p/>
+    <w:p/>
+    <w:p/>
+    <w:p/>
+    <w:p>
+      <w:r>
+        <w:drawing>
+          <wp:anchor distT="0" distB="0" distL="114300" distR="114300" simplePos="0" relativeHeight="251672576" behindDoc="0" locked="0" layoutInCell="1" allowOverlap="1" wp14:anchorId="4EE2ACDB" wp14:editId="5E5202A6">
+            <wp:simplePos x="0" y="0"/>
+            <wp:positionH relativeFrom="margin">
+              <wp:align>right</wp:align>
+            </wp:positionH>
+            <wp:positionV relativeFrom="paragraph">
+              <wp:posOffset>148396</wp:posOffset>
+            </wp:positionV>
+            <wp:extent cx="5943037" cy="1929539"/>
+            <wp:effectExtent l="0" t="0" r="635" b="0"/>
+            <wp:wrapNone/>
+            <wp:docPr id="618157631" name="Picture 1"/>
+            <wp:cNvGraphicFramePr>
+              <a:graphicFrameLocks xmlns:a="http://schemas.openxmlformats.org/drawingml/2006/main" noChangeAspect="1"/>
+            </wp:cNvGraphicFramePr>
+            <a:graphic xmlns:a="http://schemas.openxmlformats.org/drawingml/2006/main">
+              <a:graphicData uri="http://schemas.openxmlformats.org/drawingml/2006/picture">
+                <pic:pic xmlns:pic="http://schemas.openxmlformats.org/drawingml/2006/picture">
+                  <pic:nvPicPr>
+                    <pic:cNvPr id="618157631" name=""/>
+                    <pic:cNvPicPr/>
+                  </pic:nvPicPr>
+                  <pic:blipFill>
+                    <a:blip r:embed="rId19">
+                      <a:extLst>
+                        <a:ext uri="{28A0092B-C50C-407E-A947-70E740481C1C}">
+                          <a14:useLocalDpi xmlns:a14="http://schemas.microsoft.com/office/drawing/2010/main" val="0"/>
+                        </a:ext>
+                      </a:extLst>
+                    </a:blip>
+                    <a:stretch>
+                      <a:fillRect/>
+                    </a:stretch>
+                  </pic:blipFill>
+                  <pic:spPr>
+                    <a:xfrm>
+                      <a:off x="0" y="0"/>
+                      <a:ext cx="5946275" cy="1930590"/>
+                    </a:xfrm>
+                    <a:prstGeom prst="rect">
+                      <a:avLst/>
+                    </a:prstGeom>
+                  </pic:spPr>
+                </pic:pic>
+              </a:graphicData>
+            </a:graphic>
+            <wp14:sizeRelV relativeFrom="margin">
+              <wp14:pctHeight>0</wp14:pctHeight>
+            </wp14:sizeRelV>
+          </wp:anchor>
+        </w:drawing>
+      </w:r>
+    </w:p>
+    <w:p/>
+    <w:p>
+      <w:r>
+        <w:br w:type="page"/>
+      </w:r>
+    </w:p>
+    <w:p>
+      <w:pPr>
+        <w:spacing w:line="360" w:lineRule="auto"/>
+        <w:jc w:val="both"/>
+        <w:rPr>
+          <w:rFonts w:asciiTheme="majorBidi" w:hAnsiTheme="majorBidi" w:cstheme="majorBidi"/>
+          <w:sz w:val="24"/>
+          <w:szCs w:val="24"/>
+        </w:rPr>
+      </w:pPr>
+      <w:r>
+        <w:rPr>
+          <w:rFonts w:asciiTheme="majorBidi" w:hAnsiTheme="majorBidi" w:cstheme="majorBidi"/>
+          <w:sz w:val="24"/>
+          <w:szCs w:val="24"/>
+        </w:rPr>
+        <w:lastRenderedPageBreak/>
+        <w:t xml:space="preserve">The </w:t>
+      </w:r>
+      <w:proofErr w:type="spellStart"/>
+      <w:proofErr w:type="gramStart"/>
+      <w:r>
+        <w:rPr>
+          <w:rFonts w:asciiTheme="majorBidi" w:hAnsiTheme="majorBidi" w:cstheme="majorBidi"/>
+          <w:sz w:val="24"/>
+          <w:szCs w:val="24"/>
+        </w:rPr>
+        <w:t>countFrequencyChunk</w:t>
+      </w:r>
+      <w:proofErr w:type="spellEnd"/>
+      <w:r>
+        <w:rPr>
+          <w:rFonts w:asciiTheme="majorBidi" w:hAnsiTheme="majorBidi" w:cstheme="majorBidi"/>
+          <w:sz w:val="24"/>
+          <w:szCs w:val="24"/>
+        </w:rPr>
+        <w:t>(</w:t>
+      </w:r>
+      <w:proofErr w:type="gramEnd"/>
+      <w:r>
+        <w:rPr>
+          <w:rFonts w:asciiTheme="majorBidi" w:hAnsiTheme="majorBidi" w:cstheme="majorBidi"/>
+          <w:sz w:val="24"/>
+          <w:szCs w:val="24"/>
+        </w:rPr>
+        <w:t xml:space="preserve">) function processes a chunk of text to count word frequencies. It dynamically allocates memory for an array of </w:t>
+      </w:r>
+      <w:proofErr w:type="spellStart"/>
+      <w:r>
+        <w:rPr>
+          <w:rFonts w:asciiTheme="majorBidi" w:hAnsiTheme="majorBidi" w:cstheme="majorBidi"/>
+          <w:sz w:val="24"/>
+          <w:szCs w:val="24"/>
+        </w:rPr>
+        <w:t>WordArray</w:t>
+      </w:r>
+      <w:proofErr w:type="spellEnd"/>
+      <w:r>
+        <w:rPr>
+          <w:rFonts w:asciiTheme="majorBidi" w:hAnsiTheme="majorBidi" w:cstheme="majorBidi"/>
+          <w:sz w:val="24"/>
+          <w:szCs w:val="24"/>
+        </w:rPr>
+        <w:t xml:space="preserve"> structures. For each token (word), it checks if the word is already in the array and increments its frequency if found. If not, it adds the word to the array. If the array becomes full, it reallocates memory to accommodate more words. This process continues until all words in the chunk have been processed.</w:t>
+      </w:r>
+    </w:p>
+    <w:p>
+      <w:pPr>
+        <w:spacing w:line="360" w:lineRule="auto"/>
+        <w:jc w:val="both"/>
+        <w:rPr>
+          <w:rFonts w:asciiTheme="majorBidi" w:hAnsiTheme="majorBidi" w:cstheme="majorBidi"/>
+          <w:sz w:val="24"/>
+          <w:szCs w:val="24"/>
+        </w:rPr>
+      </w:pPr>
+      <w:r>
+        <w:rPr>
+          <w:rFonts w:asciiTheme="majorBidi" w:hAnsiTheme="majorBidi" w:cstheme="majorBidi"/>
+          <w:sz w:val="24"/>
+          <w:szCs w:val="24"/>
+        </w:rPr>
+        <w:drawing>
+          <wp:anchor distT="0" distB="0" distL="114300" distR="114300" simplePos="0" relativeHeight="251673600" behindDoc="0" locked="0" layoutInCell="1" allowOverlap="1" wp14:anchorId="78A5593E" wp14:editId="453CDD74">
+            <wp:simplePos x="0" y="0"/>
+            <wp:positionH relativeFrom="column">
+              <wp:posOffset>0</wp:posOffset>
+            </wp:positionH>
+            <wp:positionV relativeFrom="paragraph">
+              <wp:posOffset>2045</wp:posOffset>
+            </wp:positionV>
+            <wp:extent cx="5943600" cy="3717290"/>
+            <wp:effectExtent l="0" t="0" r="0" b="0"/>
+            <wp:wrapNone/>
+            <wp:docPr id="1546842995" name="Picture 1"/>
+            <wp:cNvGraphicFramePr>
+              <a:graphicFrameLocks xmlns:a="http://schemas.openxmlformats.org/drawingml/2006/main" noChangeAspect="1"/>
+            </wp:cNvGraphicFramePr>
+            <a:graphic xmlns:a="http://schemas.openxmlformats.org/drawingml/2006/main">
+              <a:graphicData uri="http://schemas.openxmlformats.org/drawingml/2006/picture">
+                <pic:pic xmlns:pic="http://schemas.openxmlformats.org/drawingml/2006/picture">
+                  <pic:nvPicPr>
+                    <pic:cNvPr id="1546842995" name=""/>
+                    <pic:cNvPicPr/>
+                  </pic:nvPicPr>
+                  <pic:blipFill>
+                    <a:blip r:embed="rId20">
+                      <a:extLst>
+                        <a:ext uri="{28A0092B-C50C-407E-A947-70E740481C1C}">
+                          <a14:useLocalDpi xmlns:a14="http://schemas.microsoft.com/office/drawing/2010/main" val="0"/>
+                        </a:ext>
+                      </a:extLst>
+                    </a:blip>
+                    <a:stretch>
+                      <a:fillRect/>
+                    </a:stretch>
+                  </pic:blipFill>
+                  <pic:spPr>
+                    <a:xfrm>
+                      <a:off x="0" y="0"/>
+                      <a:ext cx="5943600" cy="3717290"/>
+                    </a:xfrm>
+                    <a:prstGeom prst="rect">
+                      <a:avLst/>
+                    </a:prstGeom>
+                  </pic:spPr>
+                </pic:pic>
+              </a:graphicData>
+            </a:graphic>
+          </wp:anchor>
+        </w:drawing>
+      </w:r>
+    </w:p>
+    <w:p/>
+    <w:p/>
+    <w:p/>
+    <w:p/>
+    <w:p/>
+    <w:p/>
+    <w:p/>
+    <w:p/>
+    <w:p/>
+    <w:p/>
+    <w:p/>
+    <w:p/>
+    <w:p/>
+    <w:p>
+      <w:pPr>
+        <w:spacing w:line="360" w:lineRule="auto"/>
+        <w:jc w:val="both"/>
+        <w:rPr>
+          <w:rFonts w:asciiTheme="majorBidi" w:hAnsiTheme="majorBidi" w:cstheme="majorBidi"/>
+          <w:sz w:val="24"/>
+          <w:szCs w:val="24"/>
+        </w:rPr>
+      </w:pPr>
+      <w:r>
+        <w:rPr>
+          <w:rFonts w:asciiTheme="majorBidi" w:hAnsiTheme="majorBidi" w:cstheme="majorBidi"/>
+          <w:sz w:val="24"/>
+          <w:szCs w:val="24"/>
+        </w:rPr>
+        <w:t xml:space="preserve">The </w:t>
+      </w:r>
+      <w:proofErr w:type="spellStart"/>
+      <w:proofErr w:type="gramStart"/>
+      <w:r>
+        <w:rPr>
+          <w:rFonts w:asciiTheme="majorBidi" w:hAnsiTheme="majorBidi" w:cstheme="majorBidi"/>
+          <w:sz w:val="24"/>
+          <w:szCs w:val="24"/>
+        </w:rPr>
+        <w:t>divideArray</w:t>
+      </w:r>
+      <w:proofErr w:type="spellEnd"/>
+      <w:r>
+        <w:rPr>
+          <w:rFonts w:asciiTheme="majorBidi" w:hAnsiTheme="majorBidi" w:cstheme="majorBidi"/>
+          <w:sz w:val="24"/>
+          <w:szCs w:val="24"/>
+        </w:rPr>
+        <w:t>(</w:t>
+      </w:r>
+      <w:proofErr w:type="gramEnd"/>
+      <w:r>
+        <w:rPr>
+          <w:rFonts w:asciiTheme="majorBidi" w:hAnsiTheme="majorBidi" w:cstheme="majorBidi"/>
+          <w:sz w:val="24"/>
+          <w:szCs w:val="24"/>
+        </w:rPr>
+        <w:t xml:space="preserve">) function splits the file content into chunks and assigns each chunk to a separate child process using fork(). Each child process processes its assigned chunk, calculates word frequencies using </w:t>
+      </w:r>
+      <w:proofErr w:type="spellStart"/>
+      <w:proofErr w:type="gramStart"/>
+      <w:r>
+        <w:rPr>
+          <w:rFonts w:asciiTheme="majorBidi" w:hAnsiTheme="majorBidi" w:cstheme="majorBidi"/>
+          <w:sz w:val="24"/>
+          <w:szCs w:val="24"/>
+        </w:rPr>
+        <w:t>countFrequencyChunk</w:t>
+      </w:r>
+      <w:proofErr w:type="spellEnd"/>
+      <w:r>
+        <w:rPr>
+          <w:rFonts w:asciiTheme="majorBidi" w:hAnsiTheme="majorBidi" w:cstheme="majorBidi"/>
+          <w:sz w:val="24"/>
+          <w:szCs w:val="24"/>
+        </w:rPr>
+        <w:t>(</w:t>
+      </w:r>
+      <w:proofErr w:type="gramEnd"/>
+      <w:r>
+        <w:rPr>
+          <w:rFonts w:asciiTheme="majorBidi" w:hAnsiTheme="majorBidi" w:cstheme="majorBidi"/>
+          <w:sz w:val="24"/>
+          <w:szCs w:val="24"/>
+        </w:rPr>
+        <w:t xml:space="preserve">), and stores the results in shared memory. After processing, the parent waits for all child processes to finish using </w:t>
+      </w:r>
+      <w:proofErr w:type="gramStart"/>
+      <w:r>
+        <w:rPr>
+          <w:rFonts w:asciiTheme="majorBidi" w:hAnsiTheme="majorBidi" w:cstheme="majorBidi"/>
+          <w:sz w:val="24"/>
+          <w:szCs w:val="24"/>
+        </w:rPr>
+        <w:t>wait(</w:t>
+      </w:r>
+      <w:proofErr w:type="gramEnd"/>
+      <w:r>
+        <w:rPr>
+          <w:rFonts w:asciiTheme="majorBidi" w:hAnsiTheme="majorBidi" w:cstheme="majorBidi"/>
+          <w:sz w:val="24"/>
+          <w:szCs w:val="24"/>
+        </w:rPr>
+        <w:t>). This approach divides the work among multiple child processes, allowing parallel processing of the file to improve performance.</w:t>
+      </w:r>
+    </w:p>
+    <w:p>
+      <w:r>
+        <w:br w:type="page"/>
+      </w:r>
+    </w:p>
+    <w:p>
+      <w:r>
+        <w:lastRenderedPageBreak/>
+        <w:drawing>
+          <wp:anchor distT="0" distB="0" distL="114300" distR="114300" simplePos="0" relativeHeight="251674624" behindDoc="0" locked="0" layoutInCell="1" allowOverlap="1" wp14:anchorId="62D9B9AC" wp14:editId="7049A2CA">
+            <wp:simplePos x="0" y="0"/>
+            <wp:positionH relativeFrom="column">
+              <wp:posOffset>0</wp:posOffset>
+            </wp:positionH>
+            <wp:positionV relativeFrom="paragraph">
+              <wp:posOffset>0</wp:posOffset>
+            </wp:positionV>
+            <wp:extent cx="5943600" cy="5104130"/>
+            <wp:effectExtent l="0" t="0" r="0" b="1270"/>
+            <wp:wrapNone/>
+            <wp:docPr id="827914525" name="Picture 1"/>
+            <wp:cNvGraphicFramePr>
+              <a:graphicFrameLocks xmlns:a="http://schemas.openxmlformats.org/drawingml/2006/main" noChangeAspect="1"/>
+            </wp:cNvGraphicFramePr>
+            <a:graphic xmlns:a="http://schemas.openxmlformats.org/drawingml/2006/main">
+              <a:graphicData uri="http://schemas.openxmlformats.org/drawingml/2006/picture">
+                <pic:pic xmlns:pic="http://schemas.openxmlformats.org/drawingml/2006/picture">
+                  <pic:nvPicPr>
+                    <pic:cNvPr id="827914525" name=""/>
+                    <pic:cNvPicPr/>
+                  </pic:nvPicPr>
+                  <pic:blipFill>
+                    <a:blip r:embed="rId21">
+                      <a:extLst>
+                        <a:ext uri="{28A0092B-C50C-407E-A947-70E740481C1C}">
+                          <a14:useLocalDpi xmlns:a14="http://schemas.microsoft.com/office/drawing/2010/main" val="0"/>
+                        </a:ext>
+                      </a:extLst>
+                    </a:blip>
+                    <a:stretch>
+                      <a:fillRect/>
+                    </a:stretch>
+                  </pic:blipFill>
+                  <pic:spPr>
+                    <a:xfrm>
+                      <a:off x="0" y="0"/>
+                      <a:ext cx="5943600" cy="5104130"/>
+                    </a:xfrm>
+                    <a:prstGeom prst="rect">
+                      <a:avLst/>
+                    </a:prstGeom>
+                  </pic:spPr>
+                </pic:pic>
+              </a:graphicData>
+            </a:graphic>
+          </wp:anchor>
+        </w:drawing>
+      </w:r>
+    </w:p>
+    <w:p/>
+    <w:p/>
+    <w:p/>
+    <w:p/>
+    <w:p/>
+    <w:p/>
+    <w:p/>
+    <w:p/>
+    <w:p/>
+    <w:p/>
+    <w:p/>
+    <w:p/>
+    <w:p/>
+    <w:p/>
+    <w:p/>
+    <w:p/>
+    <w:p/>
+    <w:p/>
+    <w:p>
+      <w:pPr>
+        <w:spacing w:line="360" w:lineRule="auto"/>
+        <w:jc w:val="both"/>
+        <w:rPr>
+          <w:rFonts w:asciiTheme="majorBidi" w:hAnsiTheme="majorBidi" w:cstheme="majorBidi"/>
+          <w:sz w:val="24"/>
+          <w:szCs w:val="24"/>
+        </w:rPr>
+      </w:pPr>
+      <w:r>
+        <w:rPr>
+          <w:rFonts w:asciiTheme="majorBidi" w:hAnsiTheme="majorBidi" w:cstheme="majorBidi"/>
+          <w:sz w:val="24"/>
+          <w:szCs w:val="24"/>
+        </w:rPr>
+        <w:t xml:space="preserve">The </w:t>
+      </w:r>
+      <w:proofErr w:type="gramStart"/>
+      <w:r>
+        <w:rPr>
+          <w:rFonts w:asciiTheme="majorBidi" w:hAnsiTheme="majorBidi" w:cstheme="majorBidi"/>
+          <w:sz w:val="24"/>
+          <w:szCs w:val="24"/>
+        </w:rPr>
+        <w:t>main(</w:t>
+      </w:r>
+      <w:proofErr w:type="gramEnd"/>
+      <w:r>
+        <w:rPr>
+          <w:rFonts w:asciiTheme="majorBidi" w:hAnsiTheme="majorBidi" w:cstheme="majorBidi"/>
+          <w:sz w:val="24"/>
+          <w:szCs w:val="24"/>
+        </w:rPr>
+        <w:t xml:space="preserve">) function is responsible for reading the input file, allocating memory for file content, and dividing the work among child processes. It starts by measuring execution time using </w:t>
+      </w:r>
+      <w:proofErr w:type="spellStart"/>
+      <w:proofErr w:type="gramStart"/>
+      <w:r>
+        <w:rPr>
+          <w:rFonts w:asciiTheme="majorBidi" w:hAnsiTheme="majorBidi" w:cstheme="majorBidi"/>
+          <w:sz w:val="24"/>
+          <w:szCs w:val="24"/>
+        </w:rPr>
+        <w:t>gettimeofday</w:t>
+      </w:r>
+      <w:proofErr w:type="spellEnd"/>
+      <w:r>
+        <w:rPr>
+          <w:rFonts w:asciiTheme="majorBidi" w:hAnsiTheme="majorBidi" w:cstheme="majorBidi"/>
+          <w:sz w:val="24"/>
+          <w:szCs w:val="24"/>
+        </w:rPr>
+        <w:t>(</w:t>
+      </w:r>
+      <w:proofErr w:type="gramEnd"/>
+      <w:r>
+        <w:rPr>
+          <w:rFonts w:asciiTheme="majorBidi" w:hAnsiTheme="majorBidi" w:cstheme="majorBidi"/>
+          <w:sz w:val="24"/>
+          <w:szCs w:val="24"/>
+        </w:rPr>
+        <w:t>). It reads the file content, calculates the necessary shared memory size, and allocates memory dynamically for the content. The function checks if the correct number of arguments is provided, then proceeds to split the file into chunks for parallel processing by child processes, which handle word frequency counting. Finally, it calculates and prints the elapsed time.</w:t>
+      </w:r>
+    </w:p>
+    <w:p>
+      <w:r>
+        <w:br w:type="page"/>
+      </w:r>
+    </w:p>
+    <w:p/>
+    <w:p>
+      <w:r>
+        <w:drawing>
+          <wp:anchor distT="0" distB="0" distL="114300" distR="114300" simplePos="0" relativeHeight="251675648" behindDoc="0" locked="0" layoutInCell="1" allowOverlap="1" wp14:anchorId="4FFF19D8" wp14:editId="658A944A">
+            <wp:simplePos x="0" y="0"/>
+            <wp:positionH relativeFrom="margin">
+              <wp:align>right</wp:align>
+            </wp:positionH>
+            <wp:positionV relativeFrom="paragraph">
+              <wp:posOffset>5811</wp:posOffset>
+            </wp:positionV>
+            <wp:extent cx="5943600" cy="5038725"/>
+            <wp:effectExtent l="0" t="0" r="0" b="9525"/>
+            <wp:wrapNone/>
+            <wp:docPr id="857592234" name="Picture 1"/>
+            <wp:cNvGraphicFramePr>
+              <a:graphicFrameLocks xmlns:a="http://schemas.openxmlformats.org/drawingml/2006/main" noChangeAspect="1"/>
+            </wp:cNvGraphicFramePr>
+            <a:graphic xmlns:a="http://schemas.openxmlformats.org/drawingml/2006/main">
+              <a:graphicData uri="http://schemas.openxmlformats.org/drawingml/2006/picture">
+                <pic:pic xmlns:pic="http://schemas.openxmlformats.org/drawingml/2006/picture">
+                  <pic:nvPicPr>
+                    <pic:cNvPr id="857592234" name=""/>
+                    <pic:cNvPicPr/>
+                  </pic:nvPicPr>
+                  <pic:blipFill>
+                    <a:blip r:embed="rId22">
+                      <a:extLst>
+                        <a:ext uri="{28A0092B-C50C-407E-A947-70E740481C1C}">
+                          <a14:useLocalDpi xmlns:a14="http://schemas.microsoft.com/office/drawing/2010/main" val="0"/>
+                        </a:ext>
+                      </a:extLst>
+                    </a:blip>
+                    <a:stretch>
+                      <a:fillRect/>
+                    </a:stretch>
+                  </pic:blipFill>
+                  <pic:spPr>
+                    <a:xfrm>
+                      <a:off x="0" y="0"/>
+                      <a:ext cx="5943600" cy="5038725"/>
+                    </a:xfrm>
+                    <a:prstGeom prst="rect">
+                      <a:avLst/>
+                    </a:prstGeom>
+                  </pic:spPr>
+                </pic:pic>
+              </a:graphicData>
+            </a:graphic>
+          </wp:anchor>
+        </w:drawing>
+      </w:r>
+    </w:p>
+    <w:p/>
+    <w:p/>
+    <w:p/>
+    <w:p/>
+    <w:p/>
+    <w:p/>
+    <w:p/>
+    <w:p/>
+    <w:p/>
+    <w:p/>
+    <w:p/>
+    <w:p/>
+    <w:p/>
+    <w:p/>
+    <w:p/>
+    <w:p/>
+    <w:p/>
+    <w:p>
+      <w:pPr>
+        <w:spacing w:line="360" w:lineRule="auto"/>
+        <w:jc w:val="both"/>
+        <w:rPr>
+          <w:rFonts w:asciiTheme="majorBidi" w:hAnsiTheme="majorBidi" w:cstheme="majorBidi"/>
+          <w:sz w:val="24"/>
+          <w:szCs w:val="24"/>
+        </w:rPr>
+      </w:pPr>
+    </w:p>
+    <w:p>
+      <w:pPr>
+        <w:spacing w:line="360" w:lineRule="auto"/>
+        <w:jc w:val="both"/>
+        <w:rPr>
+          <w:rFonts w:asciiTheme="majorBidi" w:hAnsiTheme="majorBidi" w:cstheme="majorBidi"/>
+          <w:sz w:val="24"/>
+          <w:szCs w:val="24"/>
+        </w:rPr>
+      </w:pPr>
+      <w:r>
+        <w:rPr>
+          <w:rFonts w:asciiTheme="majorBidi" w:hAnsiTheme="majorBidi" w:cstheme="majorBidi"/>
+          <w:sz w:val="24"/>
+          <w:szCs w:val="24"/>
+        </w:rPr>
+        <w:t xml:space="preserve">The </w:t>
+      </w:r>
+      <w:proofErr w:type="spellStart"/>
+      <w:proofErr w:type="gramStart"/>
+      <w:r>
+        <w:rPr>
+          <w:rFonts w:asciiTheme="majorBidi" w:hAnsiTheme="majorBidi" w:cstheme="majorBidi"/>
+          <w:sz w:val="24"/>
+          <w:szCs w:val="24"/>
+        </w:rPr>
+        <w:t>mmap</w:t>
+      </w:r>
+      <w:proofErr w:type="spellEnd"/>
+      <w:r>
+        <w:rPr>
+          <w:rFonts w:asciiTheme="majorBidi" w:hAnsiTheme="majorBidi" w:cstheme="majorBidi"/>
+          <w:sz w:val="24"/>
+          <w:szCs w:val="24"/>
+        </w:rPr>
+        <w:t>(</w:t>
+      </w:r>
+      <w:proofErr w:type="gramEnd"/>
+      <w:r>
+        <w:rPr>
+          <w:rFonts w:asciiTheme="majorBidi" w:hAnsiTheme="majorBidi" w:cstheme="majorBidi"/>
+          <w:sz w:val="24"/>
+          <w:szCs w:val="24"/>
+        </w:rPr>
+        <w:t xml:space="preserve">) function allocates shared memory for the word frequencies, ensuring that multiple child processes can access it. If </w:t>
+      </w:r>
+      <w:proofErr w:type="spellStart"/>
+      <w:proofErr w:type="gramStart"/>
+      <w:r>
+        <w:rPr>
+          <w:rFonts w:asciiTheme="majorBidi" w:hAnsiTheme="majorBidi" w:cstheme="majorBidi"/>
+          <w:sz w:val="24"/>
+          <w:szCs w:val="24"/>
+        </w:rPr>
+        <w:t>mmap</w:t>
+      </w:r>
+      <w:proofErr w:type="spellEnd"/>
+      <w:r>
+        <w:rPr>
+          <w:rFonts w:asciiTheme="majorBidi" w:hAnsiTheme="majorBidi" w:cstheme="majorBidi"/>
+          <w:sz w:val="24"/>
+          <w:szCs w:val="24"/>
+        </w:rPr>
+        <w:t>(</w:t>
+      </w:r>
+      <w:proofErr w:type="gramEnd"/>
+      <w:r>
+        <w:rPr>
+          <w:rFonts w:asciiTheme="majorBidi" w:hAnsiTheme="majorBidi" w:cstheme="majorBidi"/>
+          <w:sz w:val="24"/>
+          <w:szCs w:val="24"/>
+        </w:rPr>
+        <w:t xml:space="preserve">) fails, an error message is displayed, and the program exits. After dividing the work among child processes using </w:t>
+      </w:r>
+      <w:proofErr w:type="spellStart"/>
+      <w:proofErr w:type="gramStart"/>
+      <w:r>
+        <w:rPr>
+          <w:rFonts w:asciiTheme="majorBidi" w:hAnsiTheme="majorBidi" w:cstheme="majorBidi"/>
+          <w:sz w:val="24"/>
+          <w:szCs w:val="24"/>
+        </w:rPr>
+        <w:t>divideArray</w:t>
+      </w:r>
+      <w:proofErr w:type="spellEnd"/>
+      <w:r>
+        <w:rPr>
+          <w:rFonts w:asciiTheme="majorBidi" w:hAnsiTheme="majorBidi" w:cstheme="majorBidi"/>
+          <w:sz w:val="24"/>
+          <w:szCs w:val="24"/>
+        </w:rPr>
+        <w:t>(</w:t>
+      </w:r>
+      <w:proofErr w:type="gramEnd"/>
+      <w:r>
+        <w:rPr>
+          <w:rFonts w:asciiTheme="majorBidi" w:hAnsiTheme="majorBidi" w:cstheme="majorBidi"/>
+          <w:sz w:val="24"/>
+          <w:szCs w:val="24"/>
+        </w:rPr>
+        <w:t xml:space="preserve">), the parent process combines the results into a single array. The </w:t>
+      </w:r>
+      <w:proofErr w:type="spellStart"/>
+      <w:proofErr w:type="gramStart"/>
+      <w:r>
+        <w:rPr>
+          <w:rFonts w:asciiTheme="majorBidi" w:hAnsiTheme="majorBidi" w:cstheme="majorBidi"/>
+          <w:sz w:val="24"/>
+          <w:szCs w:val="24"/>
+        </w:rPr>
+        <w:t>mergeSort</w:t>
+      </w:r>
+      <w:proofErr w:type="spellEnd"/>
+      <w:r>
+        <w:rPr>
+          <w:rFonts w:asciiTheme="majorBidi" w:hAnsiTheme="majorBidi" w:cstheme="majorBidi"/>
+          <w:sz w:val="24"/>
+          <w:szCs w:val="24"/>
+        </w:rPr>
+        <w:t>(</w:t>
+      </w:r>
+      <w:proofErr w:type="gramEnd"/>
+      <w:r>
+        <w:rPr>
+          <w:rFonts w:asciiTheme="majorBidi" w:hAnsiTheme="majorBidi" w:cstheme="majorBidi"/>
+          <w:sz w:val="24"/>
+          <w:szCs w:val="24"/>
+        </w:rPr>
+        <w:t xml:space="preserve">) function sorts the word frequencies, and the top 10 most frequent words are printed. Finally, the shared memory is unmapped using </w:t>
+      </w:r>
+      <w:proofErr w:type="spellStart"/>
+      <w:proofErr w:type="gramStart"/>
+      <w:r>
+        <w:rPr>
+          <w:rFonts w:asciiTheme="majorBidi" w:hAnsiTheme="majorBidi" w:cstheme="majorBidi"/>
+          <w:sz w:val="24"/>
+          <w:szCs w:val="24"/>
+        </w:rPr>
+        <w:t>munmap</w:t>
+      </w:r>
+      <w:proofErr w:type="spellEnd"/>
+      <w:r>
+        <w:rPr>
+          <w:rFonts w:asciiTheme="majorBidi" w:hAnsiTheme="majorBidi" w:cstheme="majorBidi"/>
+          <w:sz w:val="24"/>
+          <w:szCs w:val="24"/>
+        </w:rPr>
+        <w:t>(</w:t>
+      </w:r>
+      <w:proofErr w:type="gramEnd"/>
+      <w:r>
+        <w:rPr>
+          <w:rFonts w:asciiTheme="majorBidi" w:hAnsiTheme="majorBidi" w:cstheme="majorBidi"/>
+          <w:sz w:val="24"/>
+          <w:szCs w:val="24"/>
+        </w:rPr>
+        <w:t>), and the execution time is calculated and displayed.</w:t>
+      </w:r>
+    </w:p>
+    <w:p/>
+    <w:p>
+      <w:r>
+        <w:br w:type="page"/>
+      </w:r>
+    </w:p>
+    <w:p/>
+    <w:p/>
+    <w:p/>
     <w:p/>
     <w:p>
       <w:r>
@@ -1825,7 +3811,7 @@
                     <pic:cNvPicPr/>
                   </pic:nvPicPr>
                   <pic:blipFill>
-                    <a:blip r:embed="rId13">
+                    <a:blip r:embed="rId23">
                       <a:extLst>
                         <a:ext uri="{28A0092B-C50C-407E-A947-70E740481C1C}">
                           <a14:useLocalDpi xmlns:a14="http://schemas.microsoft.com/office/drawing/2010/main" val="0"/>
@@ -1883,7 +3869,7 @@
                     <pic:cNvPicPr/>
                   </pic:nvPicPr>
                   <pic:blipFill>
-                    <a:blip r:embed="rId14">
+                    <a:blip r:embed="rId24">
                       <a:extLst>
                         <a:ext uri="{28A0092B-C50C-407E-A947-70E740481C1C}">
                           <a14:useLocalDpi xmlns:a14="http://schemas.microsoft.com/office/drawing/2010/main" val="0"/>
@@ -1911,6 +3897,788 @@
       </w:r>
     </w:p>
     <w:p/>
+    <w:p/>
+    <w:tbl>
+      <w:tblPr>
+        <w:tblStyle w:val="TableGrid"/>
+        <w:tblW w:w="0" w:type="auto"/>
+        <w:tblLook w:val="04A0" w:firstRow="1" w:lastRow="0" w:firstColumn="1" w:lastColumn="0" w:noHBand="0" w:noVBand="1"/>
+      </w:tblPr>
+      <w:tblGrid>
+        <w:gridCol w:w="3116"/>
+        <w:gridCol w:w="3117"/>
+        <w:gridCol w:w="3117"/>
+      </w:tblGrid>
+      <w:tr>
+        <w:tc>
+          <w:tcPr>
+            <w:tcW w:w="3116" w:type="dxa"/>
+          </w:tcPr>
+          <w:tbl>
+            <w:tblPr>
+              <w:tblW w:w="0" w:type="auto"/>
+              <w:jc w:val="center"/>
+              <w:tblCellSpacing w:w="15" w:type="dxa"/>
+              <w:tblCellMar>
+                <w:top w:w="15" w:type="dxa"/>
+                <w:left w:w="15" w:type="dxa"/>
+                <w:bottom w:w="15" w:type="dxa"/>
+                <w:right w:w="15" w:type="dxa"/>
+              </w:tblCellMar>
+              <w:tblLook w:val="04A0" w:firstRow="1" w:lastRow="0" w:firstColumn="1" w:lastColumn="0" w:noHBand="0" w:noVBand="1"/>
+            </w:tblPr>
+            <w:tblGrid>
+              <w:gridCol w:w="1113"/>
+            </w:tblGrid>
+            <w:tr>
+              <w:trPr>
+                <w:tblCellSpacing w:w="15" w:type="dxa"/>
+                <w:jc w:val="center"/>
+              </w:trPr>
+              <w:tc>
+                <w:tcPr>
+                  <w:tcW w:w="0" w:type="auto"/>
+                  <w:vAlign w:val="center"/>
+                  <w:hideMark/>
+                </w:tcPr>
+                <w:p>
+                  <w:pPr>
+                    <w:spacing w:after="0" w:line="240" w:lineRule="auto"/>
+                    <w:jc w:val="right"/>
+                    <w:rPr>
+                      <w:rFonts w:asciiTheme="majorBidi" w:hAnsiTheme="majorBidi" w:cstheme="majorBidi"/>
+                      <w:b/>
+                      <w:bCs/>
+                    </w:rPr>
+                  </w:pPr>
+                  <w:r>
+                    <w:rPr>
+                      <w:rFonts w:asciiTheme="majorBidi" w:hAnsiTheme="majorBidi" w:cstheme="majorBidi"/>
+                      <w:b/>
+                      <w:bCs/>
+                      <w:sz w:val="24"/>
+                      <w:szCs w:val="24"/>
+                    </w:rPr>
+                    <w:t>Approach</w:t>
+                  </w:r>
+                </w:p>
+              </w:tc>
+            </w:tr>
+          </w:tbl>
+          <w:p>
+            <w:pPr>
+              <w:jc w:val="right"/>
+              <w:rPr>
+                <w:vanish/>
+              </w:rPr>
+            </w:pPr>
+          </w:p>
+          <w:tbl>
+            <w:tblPr>
+              <w:tblW w:w="0" w:type="auto"/>
+              <w:tblCellSpacing w:w="15" w:type="dxa"/>
+              <w:tblCellMar>
+                <w:top w:w="15" w:type="dxa"/>
+                <w:left w:w="15" w:type="dxa"/>
+                <w:bottom w:w="15" w:type="dxa"/>
+                <w:right w:w="15" w:type="dxa"/>
+              </w:tblCellMar>
+              <w:tblLook w:val="04A0" w:firstRow="1" w:lastRow="0" w:firstColumn="1" w:lastColumn="0" w:noHBand="0" w:noVBand="1"/>
+            </w:tblPr>
+            <w:tblGrid>
+              <w:gridCol w:w="96"/>
+            </w:tblGrid>
+            <w:tr>
+              <w:trPr>
+                <w:tblCellSpacing w:w="15" w:type="dxa"/>
+              </w:trPr>
+              <w:tc>
+                <w:tcPr>
+                  <w:tcW w:w="0" w:type="auto"/>
+                  <w:vAlign w:val="center"/>
+                  <w:hideMark/>
+                </w:tcPr>
+                <w:p>
+                  <w:pPr>
+                    <w:spacing w:after="0" w:line="240" w:lineRule="auto"/>
+                    <w:jc w:val="right"/>
+                  </w:pPr>
+                </w:p>
+              </w:tc>
+            </w:tr>
+          </w:tbl>
+          <w:p>
+            <w:pPr>
+              <w:jc w:val="right"/>
+            </w:pPr>
+          </w:p>
+        </w:tc>
+        <w:tc>
+          <w:tcPr>
+            <w:tcW w:w="3117" w:type="dxa"/>
+          </w:tcPr>
+          <w:p>
+            <w:pPr>
+              <w:jc w:val="center"/>
+              <w:rPr>
+                <w:rFonts w:asciiTheme="majorBidi" w:hAnsiTheme="majorBidi" w:cstheme="majorBidi"/>
+                <w:b/>
+                <w:bCs/>
+                <w:sz w:val="24"/>
+                <w:szCs w:val="24"/>
+              </w:rPr>
+            </w:pPr>
+            <w:r>
+              <w:rPr>
+                <w:rFonts w:asciiTheme="majorBidi" w:hAnsiTheme="majorBidi" w:cstheme="majorBidi"/>
+                <w:b/>
+                <w:bCs/>
+                <w:sz w:val="24"/>
+                <w:szCs w:val="24"/>
+              </w:rPr>
+              <w:t>Number of Threads/Processes</w:t>
+            </w:r>
+          </w:p>
+        </w:tc>
+        <w:tc>
+          <w:tcPr>
+            <w:tcW w:w="3117" w:type="dxa"/>
+          </w:tcPr>
+          <w:tbl>
+            <w:tblPr>
+              <w:tblW w:w="0" w:type="auto"/>
+              <w:tblCellSpacing w:w="15" w:type="dxa"/>
+              <w:tblCellMar>
+                <w:top w:w="15" w:type="dxa"/>
+                <w:left w:w="15" w:type="dxa"/>
+                <w:bottom w:w="15" w:type="dxa"/>
+                <w:right w:w="15" w:type="dxa"/>
+              </w:tblCellMar>
+              <w:tblLook w:val="04A0" w:firstRow="1" w:lastRow="0" w:firstColumn="1" w:lastColumn="0" w:noHBand="0" w:noVBand="1"/>
+            </w:tblPr>
+            <w:tblGrid>
+              <w:gridCol w:w="2415"/>
+            </w:tblGrid>
+            <w:tr>
+              <w:trPr>
+                <w:tblHeader/>
+                <w:tblCellSpacing w:w="15" w:type="dxa"/>
+              </w:trPr>
+              <w:tc>
+                <w:tcPr>
+                  <w:tcW w:w="0" w:type="auto"/>
+                  <w:vAlign w:val="center"/>
+                  <w:hideMark/>
+                </w:tcPr>
+                <w:p>
+                  <w:pPr>
+                    <w:spacing w:after="0" w:line="240" w:lineRule="auto"/>
+                    <w:jc w:val="center"/>
+                    <w:rPr>
+                      <w:rFonts w:asciiTheme="majorBidi" w:hAnsiTheme="majorBidi" w:cstheme="majorBidi"/>
+                      <w:b/>
+                      <w:bCs/>
+                      <w:sz w:val="24"/>
+                      <w:szCs w:val="24"/>
+                    </w:rPr>
+                  </w:pPr>
+                  <w:r>
+                    <w:rPr>
+                      <w:rFonts w:asciiTheme="majorBidi" w:hAnsiTheme="majorBidi" w:cstheme="majorBidi"/>
+                      <w:b/>
+                      <w:bCs/>
+                      <w:sz w:val="24"/>
+                      <w:szCs w:val="24"/>
+                    </w:rPr>
+                    <w:t>Execution Time (</w:t>
+                  </w:r>
+                  <w:r>
+                    <w:rPr>
+                      <w:rFonts w:asciiTheme="majorBidi" w:hAnsiTheme="majorBidi" w:cstheme="majorBidi"/>
+                      <w:b/>
+                      <w:bCs/>
+                      <w:sz w:val="24"/>
+                      <w:szCs w:val="24"/>
+                    </w:rPr>
+                    <w:t>mins</w:t>
+                  </w:r>
+                  <w:r>
+                    <w:rPr>
+                      <w:rFonts w:asciiTheme="majorBidi" w:hAnsiTheme="majorBidi" w:cstheme="majorBidi"/>
+                      <w:b/>
+                      <w:bCs/>
+                      <w:sz w:val="24"/>
+                      <w:szCs w:val="24"/>
+                    </w:rPr>
+                    <w:t>)</w:t>
+                  </w:r>
+                </w:p>
+              </w:tc>
+            </w:tr>
+          </w:tbl>
+          <w:p>
+            <w:pPr>
+              <w:jc w:val="center"/>
+              <w:rPr>
+                <w:rFonts w:asciiTheme="majorBidi" w:hAnsiTheme="majorBidi" w:cstheme="majorBidi"/>
+                <w:vanish/>
+                <w:sz w:val="24"/>
+                <w:szCs w:val="24"/>
+              </w:rPr>
+            </w:pPr>
+          </w:p>
+          <w:tbl>
+            <w:tblPr>
+              <w:tblW w:w="0" w:type="auto"/>
+              <w:tblCellSpacing w:w="15" w:type="dxa"/>
+              <w:tblCellMar>
+                <w:top w:w="15" w:type="dxa"/>
+                <w:left w:w="15" w:type="dxa"/>
+                <w:bottom w:w="15" w:type="dxa"/>
+                <w:right w:w="15" w:type="dxa"/>
+              </w:tblCellMar>
+              <w:tblLook w:val="04A0" w:firstRow="1" w:lastRow="0" w:firstColumn="1" w:lastColumn="0" w:noHBand="0" w:noVBand="1"/>
+            </w:tblPr>
+            <w:tblGrid>
+              <w:gridCol w:w="96"/>
+            </w:tblGrid>
+            <w:tr>
+              <w:trPr>
+                <w:tblCellSpacing w:w="15" w:type="dxa"/>
+              </w:trPr>
+              <w:tc>
+                <w:tcPr>
+                  <w:tcW w:w="0" w:type="auto"/>
+                  <w:vAlign w:val="center"/>
+                  <w:hideMark/>
+                </w:tcPr>
+                <w:p>
+                  <w:pPr>
+                    <w:spacing w:after="0" w:line="240" w:lineRule="auto"/>
+                    <w:jc w:val="center"/>
+                    <w:rPr>
+                      <w:rFonts w:asciiTheme="majorBidi" w:hAnsiTheme="majorBidi" w:cstheme="majorBidi"/>
+                      <w:sz w:val="24"/>
+                      <w:szCs w:val="24"/>
+                    </w:rPr>
+                  </w:pPr>
+                </w:p>
+              </w:tc>
+            </w:tr>
+          </w:tbl>
+          <w:p>
+            <w:pPr>
+              <w:jc w:val="center"/>
+              <w:rPr>
+                <w:rFonts w:asciiTheme="majorBidi" w:hAnsiTheme="majorBidi" w:cstheme="majorBidi"/>
+                <w:sz w:val="24"/>
+                <w:szCs w:val="24"/>
+              </w:rPr>
+            </w:pPr>
+          </w:p>
+        </w:tc>
+      </w:tr>
+      <w:tr>
+        <w:tc>
+          <w:tcPr>
+            <w:tcW w:w="3116" w:type="dxa"/>
+          </w:tcPr>
+          <w:tbl>
+            <w:tblPr>
+              <w:tblW w:w="0" w:type="auto"/>
+              <w:jc w:val="center"/>
+              <w:tblCellSpacing w:w="15" w:type="dxa"/>
+              <w:tblCellMar>
+                <w:top w:w="15" w:type="dxa"/>
+                <w:left w:w="15" w:type="dxa"/>
+                <w:bottom w:w="15" w:type="dxa"/>
+                <w:right w:w="15" w:type="dxa"/>
+              </w:tblCellMar>
+              <w:tblLook w:val="04A0" w:firstRow="1" w:lastRow="0" w:firstColumn="1" w:lastColumn="0" w:noHBand="0" w:noVBand="1"/>
+            </w:tblPr>
+            <w:tblGrid>
+              <w:gridCol w:w="1746"/>
+            </w:tblGrid>
+            <w:tr>
+              <w:trPr>
+                <w:tblCellSpacing w:w="15" w:type="dxa"/>
+                <w:jc w:val="center"/>
+              </w:trPr>
+              <w:tc>
+                <w:tcPr>
+                  <w:tcW w:w="0" w:type="auto"/>
+                  <w:vAlign w:val="center"/>
+                  <w:hideMark/>
+                </w:tcPr>
+                <w:p>
+                  <w:pPr>
+                    <w:spacing w:after="0" w:line="240" w:lineRule="auto"/>
+                    <w:jc w:val="right"/>
+                    <w:rPr>
+                      <w:rFonts w:asciiTheme="majorBidi" w:hAnsiTheme="majorBidi" w:cstheme="majorBidi"/>
+                      <w:sz w:val="24"/>
+                      <w:szCs w:val="24"/>
+                    </w:rPr>
+                  </w:pPr>
+                  <w:r>
+                    <w:rPr>
+                      <w:rFonts w:asciiTheme="majorBidi" w:hAnsiTheme="majorBidi" w:cstheme="majorBidi"/>
+                      <w:b/>
+                      <w:bCs/>
+                      <w:sz w:val="24"/>
+                      <w:szCs w:val="24"/>
+                    </w:rPr>
+                    <w:t>Naive Approach</w:t>
+                  </w:r>
+                </w:p>
+              </w:tc>
+            </w:tr>
+          </w:tbl>
+          <w:p>
+            <w:pPr>
+              <w:jc w:val="right"/>
+              <w:rPr>
+                <w:vanish/>
+              </w:rPr>
+            </w:pPr>
+          </w:p>
+          <w:tbl>
+            <w:tblPr>
+              <w:tblW w:w="0" w:type="auto"/>
+              <w:tblCellSpacing w:w="15" w:type="dxa"/>
+              <w:tblCellMar>
+                <w:top w:w="15" w:type="dxa"/>
+                <w:left w:w="15" w:type="dxa"/>
+                <w:bottom w:w="15" w:type="dxa"/>
+                <w:right w:w="15" w:type="dxa"/>
+              </w:tblCellMar>
+              <w:tblLook w:val="04A0" w:firstRow="1" w:lastRow="0" w:firstColumn="1" w:lastColumn="0" w:noHBand="0" w:noVBand="1"/>
+            </w:tblPr>
+            <w:tblGrid>
+              <w:gridCol w:w="96"/>
+            </w:tblGrid>
+            <w:tr>
+              <w:trPr>
+                <w:tblCellSpacing w:w="15" w:type="dxa"/>
+              </w:trPr>
+              <w:tc>
+                <w:tcPr>
+                  <w:tcW w:w="0" w:type="auto"/>
+                  <w:vAlign w:val="center"/>
+                  <w:hideMark/>
+                </w:tcPr>
+                <w:p>
+                  <w:pPr>
+                    <w:spacing w:after="0" w:line="240" w:lineRule="auto"/>
+                    <w:jc w:val="right"/>
+                  </w:pPr>
+                </w:p>
+              </w:tc>
+            </w:tr>
+          </w:tbl>
+          <w:p>
+            <w:pPr>
+              <w:jc w:val="right"/>
+            </w:pPr>
+          </w:p>
+        </w:tc>
+        <w:tc>
+          <w:tcPr>
+            <w:tcW w:w="3117" w:type="dxa"/>
+          </w:tcPr>
+          <w:p>
+            <w:pPr>
+              <w:jc w:val="center"/>
+            </w:pPr>
+            <w:r>
+              <w:t>1</w:t>
+            </w:r>
+          </w:p>
+        </w:tc>
+        <w:tc>
+          <w:tcPr>
+            <w:tcW w:w="3117" w:type="dxa"/>
+          </w:tcPr>
+          <w:p/>
+        </w:tc>
+      </w:tr>
+      <w:tr>
+        <w:trPr>
+          <w:trHeight w:val="404"/>
+        </w:trPr>
+        <w:tc>
+          <w:tcPr>
+            <w:tcW w:w="3116" w:type="dxa"/>
+          </w:tcPr>
+          <w:p>
+            <w:pPr>
+              <w:jc w:val="center"/>
+              <w:rPr>
+                <w:rFonts w:asciiTheme="majorBidi" w:hAnsiTheme="majorBidi" w:cstheme="majorBidi"/>
+                <w:b/>
+                <w:bCs/>
+                <w:sz w:val="24"/>
+                <w:szCs w:val="24"/>
+              </w:rPr>
+            </w:pPr>
+            <w:r>
+              <w:rPr>
+                <w:rFonts w:asciiTheme="majorBidi" w:hAnsiTheme="majorBidi" w:cstheme="majorBidi"/>
+                <w:b/>
+                <w:bCs/>
+                <w:sz w:val="24"/>
+                <w:szCs w:val="24"/>
+              </w:rPr>
+              <w:t>Multiprocessing</w:t>
+            </w:r>
+          </w:p>
+        </w:tc>
+        <w:tc>
+          <w:tcPr>
+            <w:tcW w:w="3117" w:type="dxa"/>
+          </w:tcPr>
+          <w:p>
+            <w:pPr>
+              <w:jc w:val="center"/>
+            </w:pPr>
+            <w:r>
+              <w:t>2</w:t>
+            </w:r>
+          </w:p>
+        </w:tc>
+        <w:tc>
+          <w:tcPr>
+            <w:tcW w:w="3117" w:type="dxa"/>
+          </w:tcPr>
+          <w:p/>
+        </w:tc>
+      </w:tr>
+      <w:tr>
+        <w:trPr>
+          <w:trHeight w:val="431"/>
+        </w:trPr>
+        <w:tc>
+          <w:tcPr>
+            <w:tcW w:w="3116" w:type="dxa"/>
+          </w:tcPr>
+          <w:p>
+            <w:pPr>
+              <w:jc w:val="center"/>
+            </w:pPr>
+            <w:r>
+              <w:rPr>
+                <w:rFonts w:asciiTheme="majorBidi" w:hAnsiTheme="majorBidi" w:cstheme="majorBidi"/>
+                <w:b/>
+                <w:bCs/>
+                <w:sz w:val="24"/>
+                <w:szCs w:val="24"/>
+              </w:rPr>
+              <w:t>Multiprocessing</w:t>
+            </w:r>
+          </w:p>
+        </w:tc>
+        <w:tc>
+          <w:tcPr>
+            <w:tcW w:w="3117" w:type="dxa"/>
+          </w:tcPr>
+          <w:p>
+            <w:pPr>
+              <w:jc w:val="center"/>
+            </w:pPr>
+            <w:r>
+              <w:t>4</w:t>
+            </w:r>
+          </w:p>
+        </w:tc>
+        <w:tc>
+          <w:tcPr>
+            <w:tcW w:w="3117" w:type="dxa"/>
+          </w:tcPr>
+          <w:p/>
+        </w:tc>
+      </w:tr>
+      <w:tr>
+        <w:trPr>
+          <w:trHeight w:val="422"/>
+        </w:trPr>
+        <w:tc>
+          <w:tcPr>
+            <w:tcW w:w="3116" w:type="dxa"/>
+          </w:tcPr>
+          <w:p>
+            <w:pPr>
+              <w:jc w:val="center"/>
+            </w:pPr>
+            <w:r>
+              <w:rPr>
+                <w:rFonts w:asciiTheme="majorBidi" w:hAnsiTheme="majorBidi" w:cstheme="majorBidi"/>
+                <w:b/>
+                <w:bCs/>
+                <w:sz w:val="24"/>
+                <w:szCs w:val="24"/>
+              </w:rPr>
+              <w:t>Multiprocessing</w:t>
+            </w:r>
+          </w:p>
+        </w:tc>
+        <w:tc>
+          <w:tcPr>
+            <w:tcW w:w="3117" w:type="dxa"/>
+          </w:tcPr>
+          <w:p>
+            <w:pPr>
+              <w:jc w:val="center"/>
+            </w:pPr>
+            <w:r>
+              <w:t>6</w:t>
+            </w:r>
+          </w:p>
+        </w:tc>
+        <w:tc>
+          <w:tcPr>
+            <w:tcW w:w="3117" w:type="dxa"/>
+          </w:tcPr>
+          <w:p/>
+        </w:tc>
+      </w:tr>
+      <w:tr>
+        <w:trPr>
+          <w:trHeight w:val="395"/>
+        </w:trPr>
+        <w:tc>
+          <w:tcPr>
+            <w:tcW w:w="3116" w:type="dxa"/>
+          </w:tcPr>
+          <w:p>
+            <w:pPr>
+              <w:jc w:val="center"/>
+            </w:pPr>
+            <w:r>
+              <w:rPr>
+                <w:rFonts w:asciiTheme="majorBidi" w:hAnsiTheme="majorBidi" w:cstheme="majorBidi"/>
+                <w:b/>
+                <w:bCs/>
+                <w:sz w:val="24"/>
+                <w:szCs w:val="24"/>
+              </w:rPr>
+              <w:t>Multiprocessing</w:t>
+            </w:r>
+          </w:p>
+        </w:tc>
+        <w:tc>
+          <w:tcPr>
+            <w:tcW w:w="3117" w:type="dxa"/>
+          </w:tcPr>
+          <w:p>
+            <w:pPr>
+              <w:jc w:val="center"/>
+            </w:pPr>
+            <w:r>
+              <w:t>8</w:t>
+            </w:r>
+          </w:p>
+        </w:tc>
+        <w:tc>
+          <w:tcPr>
+            <w:tcW w:w="3117" w:type="dxa"/>
+          </w:tcPr>
+          <w:p/>
+        </w:tc>
+      </w:tr>
+      <w:tr>
+        <w:tc>
+          <w:tcPr>
+            <w:tcW w:w="3116" w:type="dxa"/>
+          </w:tcPr>
+          <w:p>
+            <w:pPr>
+              <w:jc w:val="center"/>
+              <w:rPr>
+                <w:rFonts w:asciiTheme="majorBidi" w:hAnsiTheme="majorBidi" w:cstheme="majorBidi"/>
+                <w:sz w:val="24"/>
+                <w:szCs w:val="24"/>
+              </w:rPr>
+            </w:pPr>
+            <w:r>
+              <w:rPr>
+                <w:rFonts w:asciiTheme="majorBidi" w:hAnsiTheme="majorBidi" w:cstheme="majorBidi"/>
+                <w:b/>
+                <w:bCs/>
+                <w:sz w:val="24"/>
+                <w:szCs w:val="24"/>
+              </w:rPr>
+              <w:t>Multithreading</w:t>
+            </w:r>
+          </w:p>
+          <w:p/>
+        </w:tc>
+        <w:tc>
+          <w:tcPr>
+            <w:tcW w:w="3117" w:type="dxa"/>
+          </w:tcPr>
+          <w:p>
+            <w:pPr>
+              <w:jc w:val="center"/>
+            </w:pPr>
+            <w:r>
+              <w:t>2</w:t>
+            </w:r>
+          </w:p>
+        </w:tc>
+        <w:tc>
+          <w:tcPr>
+            <w:tcW w:w="3117" w:type="dxa"/>
+          </w:tcPr>
+          <w:p/>
+        </w:tc>
+      </w:tr>
+      <w:tr>
+        <w:tc>
+          <w:tcPr>
+            <w:tcW w:w="3116" w:type="dxa"/>
+          </w:tcPr>
+          <w:p>
+            <w:pPr>
+              <w:jc w:val="center"/>
+              <w:rPr>
+                <w:rFonts w:asciiTheme="majorBidi" w:hAnsiTheme="majorBidi" w:cstheme="majorBidi"/>
+                <w:sz w:val="24"/>
+                <w:szCs w:val="24"/>
+              </w:rPr>
+            </w:pPr>
+            <w:r>
+              <w:rPr>
+                <w:rFonts w:asciiTheme="majorBidi" w:hAnsiTheme="majorBidi" w:cstheme="majorBidi"/>
+                <w:b/>
+                <w:bCs/>
+                <w:sz w:val="24"/>
+                <w:szCs w:val="24"/>
+              </w:rPr>
+              <w:t>Multithreading</w:t>
+            </w:r>
+          </w:p>
+          <w:p>
+            <w:pPr>
+              <w:jc w:val="center"/>
+            </w:pPr>
+          </w:p>
+        </w:tc>
+        <w:tc>
+          <w:tcPr>
+            <w:tcW w:w="3117" w:type="dxa"/>
+          </w:tcPr>
+          <w:p>
+            <w:pPr>
+              <w:jc w:val="center"/>
+            </w:pPr>
+            <w:r>
+              <w:t>4</w:t>
+            </w:r>
+          </w:p>
+        </w:tc>
+        <w:tc>
+          <w:tcPr>
+            <w:tcW w:w="3117" w:type="dxa"/>
+          </w:tcPr>
+          <w:p/>
+        </w:tc>
+      </w:tr>
+      <w:tr>
+        <w:tc>
+          <w:tcPr>
+            <w:tcW w:w="3116" w:type="dxa"/>
+          </w:tcPr>
+          <w:p>
+            <w:pPr>
+              <w:jc w:val="center"/>
+              <w:rPr>
+                <w:rFonts w:asciiTheme="majorBidi" w:hAnsiTheme="majorBidi" w:cstheme="majorBidi"/>
+                <w:sz w:val="24"/>
+                <w:szCs w:val="24"/>
+              </w:rPr>
+            </w:pPr>
+            <w:r>
+              <w:rPr>
+                <w:rFonts w:asciiTheme="majorBidi" w:hAnsiTheme="majorBidi" w:cstheme="majorBidi"/>
+                <w:b/>
+                <w:bCs/>
+                <w:sz w:val="24"/>
+                <w:szCs w:val="24"/>
+              </w:rPr>
+              <w:t>Multithreading</w:t>
+            </w:r>
+          </w:p>
+          <w:p/>
+        </w:tc>
+        <w:tc>
+          <w:tcPr>
+            <w:tcW w:w="3117" w:type="dxa"/>
+          </w:tcPr>
+          <w:p>
+            <w:pPr>
+              <w:jc w:val="center"/>
+            </w:pPr>
+            <w:r>
+              <w:t>6</w:t>
+            </w:r>
+          </w:p>
+        </w:tc>
+        <w:tc>
+          <w:tcPr>
+            <w:tcW w:w="3117" w:type="dxa"/>
+          </w:tcPr>
+          <w:p/>
+        </w:tc>
+      </w:tr>
+      <w:tr>
+        <w:tc>
+          <w:tcPr>
+            <w:tcW w:w="3116" w:type="dxa"/>
+          </w:tcPr>
+          <w:p>
+            <w:pPr>
+              <w:jc w:val="center"/>
+              <w:rPr>
+                <w:rFonts w:asciiTheme="majorBidi" w:hAnsiTheme="majorBidi" w:cstheme="majorBidi"/>
+                <w:sz w:val="24"/>
+                <w:szCs w:val="24"/>
+              </w:rPr>
+            </w:pPr>
+            <w:r>
+              <w:rPr>
+                <w:rFonts w:asciiTheme="majorBidi" w:hAnsiTheme="majorBidi" w:cstheme="majorBidi"/>
+                <w:b/>
+                <w:bCs/>
+                <w:sz w:val="24"/>
+                <w:szCs w:val="24"/>
+              </w:rPr>
+              <w:t>Multithreading</w:t>
+            </w:r>
+          </w:p>
+          <w:p/>
+        </w:tc>
+        <w:tc>
+          <w:tcPr>
+            <w:tcW w:w="3117" w:type="dxa"/>
+          </w:tcPr>
+          <w:p>
+            <w:pPr>
+              <w:jc w:val="center"/>
+            </w:pPr>
+            <w:r>
+              <w:t>8</w:t>
+            </w:r>
+          </w:p>
+        </w:tc>
+        <w:tc>
+          <w:tcPr>
+            <w:tcW w:w="3117" w:type="dxa"/>
+          </w:tcPr>
+          <w:p/>
+        </w:tc>
+      </w:tr>
+    </w:tbl>
+    <w:p/>
     <w:p>
       <w:r>
         <w:rPr>
@@ -1940,7 +4708,7 @@
                     <pic:cNvPicPr/>
                   </pic:nvPicPr>
                   <pic:blipFill>
-                    <a:blip r:embed="rId15">
+                    <a:blip r:embed="rId25">
                       <a:extLst>
                         <a:ext uri="{28A0092B-C50C-407E-A947-70E740481C1C}">
                           <a14:useLocalDpi xmlns:a14="http://schemas.microsoft.com/office/drawing/2010/main" val="0"/>
@@ -2066,8 +4834,18 @@
           <w:sz w:val="24"/>
           <w:szCs w:val="24"/>
         </w:rPr>
-        <w:t>due to its sequential processing and computational complexity of O(</w:t>
-      </w:r>
+        <w:t xml:space="preserve">due to its sequential processing and computational complexity of </w:t>
+      </w:r>
+      <w:proofErr w:type="gramStart"/>
+      <w:r>
+        <w:rPr>
+          <w:rFonts w:asciiTheme="majorBidi" w:hAnsiTheme="majorBidi" w:cstheme="majorBidi"/>
+          <w:sz w:val="24"/>
+          <w:szCs w:val="24"/>
+        </w:rPr>
+        <w:t>O(</w:t>
+      </w:r>
+      <w:proofErr w:type="gramEnd"/>
       <m:oMath>
         <m:sSup>
           <m:sSupPr>
@@ -2368,7 +5146,7 @@
         </w:rPr>
         <w:t xml:space="preserve">[1]: </w:t>
       </w:r>
-      <w:hyperlink r:id="rId16" w:history="1">
+      <w:hyperlink r:id="rId26" w:history="1">
         <w:r>
           <w:rPr>
             <w:rStyle w:val="Hyperlink"/>
@@ -2432,7 +5210,7 @@
         </w:rPr>
         <w:t xml:space="preserve">[2]: </w:t>
       </w:r>
-      <w:hyperlink r:id="rId17" w:history="1">
+      <w:hyperlink r:id="rId27" w:history="1">
         <w:r>
           <w:rPr>
             <w:rStyle w:val="Hyperlink"/>
@@ -2476,7 +5254,7 @@
         </w:rPr>
         <w:t xml:space="preserve">[3]: </w:t>
       </w:r>
-      <w:hyperlink r:id="rId18" w:history="1">
+      <w:hyperlink r:id="rId28" w:history="1">
         <w:r>
           <w:rPr>
             <w:rStyle w:val="Hyperlink"/>
@@ -2715,6 +5493,119 @@
     </w:lvl>
   </w:abstractNum>
   <w:abstractNum w:abstractNumId="1" w15:restartNumberingAfterBreak="0">
+    <w:nsid w:val="30E15B18"/>
+    <w:multiLevelType w:val="multilevel"/>
+    <w:tmpl w:val="C1125C62"/>
+    <w:lvl w:ilvl="0">
+      <w:start w:val="1"/>
+      <w:numFmt w:val="decimal"/>
+      <w:lvlText w:val="%1."/>
+      <w:lvlJc w:val="left"/>
+      <w:pPr>
+        <w:tabs>
+          <w:tab w:val="num" w:pos="720"/>
+        </w:tabs>
+        <w:ind w:left="720" w:hanging="360"/>
+      </w:pPr>
+    </w:lvl>
+    <w:lvl w:ilvl="1" w:tentative="1">
+      <w:start w:val="1"/>
+      <w:numFmt w:val="decimal"/>
+      <w:lvlText w:val="%2."/>
+      <w:lvlJc w:val="left"/>
+      <w:pPr>
+        <w:tabs>
+          <w:tab w:val="num" w:pos="1440"/>
+        </w:tabs>
+        <w:ind w:left="1440" w:hanging="360"/>
+      </w:pPr>
+    </w:lvl>
+    <w:lvl w:ilvl="2" w:tentative="1">
+      <w:start w:val="1"/>
+      <w:numFmt w:val="decimal"/>
+      <w:lvlText w:val="%3."/>
+      <w:lvlJc w:val="left"/>
+      <w:pPr>
+        <w:tabs>
+          <w:tab w:val="num" w:pos="2160"/>
+        </w:tabs>
+        <w:ind w:left="2160" w:hanging="360"/>
+      </w:pPr>
+    </w:lvl>
+    <w:lvl w:ilvl="3" w:tentative="1">
+      <w:start w:val="1"/>
+      <w:numFmt w:val="decimal"/>
+      <w:lvlText w:val="%4."/>
+      <w:lvlJc w:val="left"/>
+      <w:pPr>
+        <w:tabs>
+          <w:tab w:val="num" w:pos="2880"/>
+        </w:tabs>
+        <w:ind w:left="2880" w:hanging="360"/>
+      </w:pPr>
+    </w:lvl>
+    <w:lvl w:ilvl="4" w:tentative="1">
+      <w:start w:val="1"/>
+      <w:numFmt w:val="decimal"/>
+      <w:lvlText w:val="%5."/>
+      <w:lvlJc w:val="left"/>
+      <w:pPr>
+        <w:tabs>
+          <w:tab w:val="num" w:pos="3600"/>
+        </w:tabs>
+        <w:ind w:left="3600" w:hanging="360"/>
+      </w:pPr>
+    </w:lvl>
+    <w:lvl w:ilvl="5" w:tentative="1">
+      <w:start w:val="1"/>
+      <w:numFmt w:val="decimal"/>
+      <w:lvlText w:val="%6."/>
+      <w:lvlJc w:val="left"/>
+      <w:pPr>
+        <w:tabs>
+          <w:tab w:val="num" w:pos="4320"/>
+        </w:tabs>
+        <w:ind w:left="4320" w:hanging="360"/>
+      </w:pPr>
+    </w:lvl>
+    <w:lvl w:ilvl="6" w:tentative="1">
+      <w:start w:val="1"/>
+      <w:numFmt w:val="decimal"/>
+      <w:lvlText w:val="%7."/>
+      <w:lvlJc w:val="left"/>
+      <w:pPr>
+        <w:tabs>
+          <w:tab w:val="num" w:pos="5040"/>
+        </w:tabs>
+        <w:ind w:left="5040" w:hanging="360"/>
+      </w:pPr>
+    </w:lvl>
+    <w:lvl w:ilvl="7" w:tentative="1">
+      <w:start w:val="1"/>
+      <w:numFmt w:val="decimal"/>
+      <w:lvlText w:val="%8."/>
+      <w:lvlJc w:val="left"/>
+      <w:pPr>
+        <w:tabs>
+          <w:tab w:val="num" w:pos="5760"/>
+        </w:tabs>
+        <w:ind w:left="5760" w:hanging="360"/>
+      </w:pPr>
+    </w:lvl>
+    <w:lvl w:ilvl="8" w:tentative="1">
+      <w:start w:val="1"/>
+      <w:numFmt w:val="decimal"/>
+      <w:lvlText w:val="%9."/>
+      <w:lvlJc w:val="left"/>
+      <w:pPr>
+        <w:tabs>
+          <w:tab w:val="num" w:pos="6480"/>
+        </w:tabs>
+        <w:ind w:left="6480" w:hanging="360"/>
+      </w:pPr>
+    </w:lvl>
+  </w:abstractNum>
+  <w:abstractNum w:abstractNumId="2" w15:restartNumberingAfterBreak="0">
     <w:nsid w:val="388A49D5"/>
     <w:multiLevelType w:val="multilevel"/>
     <w:tmpl w:val="4822BD30"/>
@@ -2867,6 +5758,9 @@
     <w:abstractNumId w:val="0"/>
   </w:num>
   <w:num w:numId="2" w16cid:durableId="1051999254">
+    <w:abstractNumId w:val="2"/>
+  </w:num>
+  <w:num w:numId="3" w16cid:durableId="1458991703">
     <w:abstractNumId w:val="1"/>
   </w:num>
 </w:numbering>
@@ -3344,7 +6238,6 @@
   <w:style w:type="character" w:default="1" w:styleId="DefaultParagraphFont">
     <w:name w:val="Default Paragraph Font"/>
     <w:uiPriority w:val="1"/>
-    <w:semiHidden/>
     <w:unhideWhenUsed/>
   </w:style>
   <w:style w:type="table" w:default="1" w:styleId="TableNormal">
@@ -3516,6 +6409,25 @@
       <w:ind w:left="720"/>
       <w:contextualSpacing/>
     </w:pPr>
+  </w:style>
+  <w:style w:type="table" w:styleId="TableGrid">
+    <w:name w:val="Table Grid"/>
+    <w:basedOn w:val="TableNormal"/>
+    <w:uiPriority w:val="39"/>
+    <w:rsid w:val="002F3E72"/>
+    <w:pPr>
+      <w:spacing w:after="0" w:line="240" w:lineRule="auto"/>
+    </w:pPr>
+    <w:tblPr>
+      <w:tblBorders>
+        <w:top w:val="single" w:sz="4" w:space="0" w:color="auto"/>
+        <w:left w:val="single" w:sz="4" w:space="0" w:color="auto"/>
+        <w:bottom w:val="single" w:sz="4" w:space="0" w:color="auto"/>
+        <w:right w:val="single" w:sz="4" w:space="0" w:color="auto"/>
+        <w:insideH w:val="single" w:sz="4" w:space="0" w:color="auto"/>
+        <w:insideV w:val="single" w:sz="4" w:space="0" w:color="auto"/>
+      </w:tblBorders>
+    </w:tblPr>
   </w:style>
 </w:styles>
 </file>
